--- a/대본/1부/06화_Who_Gets_What.docx
+++ b/대본/1부/06화_Who_Gets_What.docx
@@ -2,7 +2,7 @@
 <file path=word/document.xml><?xml version="1.0" encoding="utf-8"?>
 <w:document xmlns:w="http://schemas.openxmlformats.org/wordprocessingml/2006/main" xmlns:m="http://schemas.openxmlformats.org/officeDocument/2006/math" xmlns:r="http://schemas.openxmlformats.org/officeDocument/2006/relationships" xmlns:o="urn:schemas-microsoft-com:office:office" xmlns:v="urn:schemas-microsoft-com:vml" xmlns:w10="urn:schemas-microsoft-com:office:word" xmlns:a="http://schemas.openxmlformats.org/drawingml/2006/main" xmlns:pic="http://schemas.openxmlformats.org/drawingml/2006/picture" xmlns:wp="http://schemas.openxmlformats.org/drawingml/2006/wordprocessingDrawing">
   <w:body>
-    <w:bookmarkStart w:id="31" w:name="ship-it-1부-6화"/>
+    <w:bookmarkStart w:id="32" w:name="ship-it-1부-6화"/>
     <w:p>
       <w:pPr>
         <w:pStyle w:val="Heading1"/>
@@ -65,7 +65,7 @@
         <w:t xml:space="preserve"> </w:t>
       </w:r>
       <w:r>
-        <w:t xml:space="preserve">- 규칙: 지문 없음. 전 화 100% 「화자명: 대사」. 1턴 15단어 이내.</w:t>
+        <w:t xml:space="preserve">- 규칙: 지문 없음. 전 화 100% 「화자명: 대사」. 1턴 15단어 이내 + 긴 턴 10~15회(25~35단어).</w:t>
       </w:r>
       <w:r>
         <w:t xml:space="preserve"> </w:t>
@@ -350,13 +350,13 @@
         </w:numPr>
       </w:pPr>
       <w:r>
-        <w:t xml:space="preserve">ELENA: Three to two. He scored the winner. I may have screamed.</w:t>
-      </w:r>
-      <w:r>
-        <w:t xml:space="preserve"> </w:t>
-      </w:r>
-      <w:r>
-        <w:t xml:space="preserve">엘레나: 3 대 2요. 결승골을 넣었어요. 나 좀 소리 질렀을지도요.</w:t>
+        <w:t xml:space="preserve">ELENA: Three to two. He scored the winner in overtime, and the whole bench ran onto the field. I may have screamed louder than any parent there.</w:t>
+      </w:r>
+      <w:r>
+        <w:t xml:space="preserve"> </w:t>
+      </w:r>
+      <w:r>
+        <w:t xml:space="preserve">엘레나: 3 대 2요. 연장전에서 결승골을 넣었는데, 벤치에 있던 애들이 전부 경기장으로 뛰어나왔어요. 거기 있던 어떤 부모보다 내가 더 크게 소리 질렀을지도요.</w:t>
       </w:r>
     </w:p>
     <w:p>
@@ -513,13 +513,13 @@
         </w:numPr>
       </w:pPr>
       <w:r>
-        <w:t xml:space="preserve">MARCUS: Agreed. I’ve seen friendships end over this.</w:t>
-      </w:r>
-      <w:r>
-        <w:t xml:space="preserve"> </w:t>
-      </w:r>
-      <w:r>
-        <w:t xml:space="preserve">마커스: 동감이야. 이것 때문에 우정이 끝나는 걸 봤어.</w:t>
+        <w:t xml:space="preserve">MARCUS: Agreed. I’ve seen friendships end over this, more than once. People start as best friends, nobody writes anything down, and a few years later, they can’t even be in the same room.</w:t>
+      </w:r>
+      <w:r>
+        <w:t xml:space="preserve"> </w:t>
+      </w:r>
+      <w:r>
+        <w:t xml:space="preserve">마커스: 동감이야. 이것 때문에 우정이 끝나는 걸 한 번 이상 봤어. 처음엔 절친으로 시작하는데, 아무도 아무것도 적어 두지 않아. 그러다 몇 년 지나면 같은 방에 있지도 못하게 되지.</w:t>
       </w:r>
     </w:p>
     <w:p>
@@ -598,13 +598,13 @@
         </w:numPr>
       </w:pPr>
       <w:r>
-        <w:t xml:space="preserve">NOAH: It was my idea. And I quit my job first.</w:t>
-      </w:r>
-      <w:r>
-        <w:t xml:space="preserve"> </w:t>
-      </w:r>
-      <w:r>
-        <w:t xml:space="preserve">노아: 내 아이디어였잖아. 그리고 내가 먼저 회사를 그만뒀고.</w:t>
+        <w:t xml:space="preserve">NOAH: It was my idea, and I quit my job first. I’m also the one who has to find investors, so I thought the CEO should hold the biggest share.</w:t>
+      </w:r>
+      <w:r>
+        <w:t xml:space="preserve"> </w:t>
+      </w:r>
+      <w:r>
+        <w:t xml:space="preserve">노아: 내 아이디어였고, 내가 먼저 회사를 그만뒀잖아. 투자자를 찾아야 하는 것도 나고. 그래서 CEO가 가장 큰 몫을 갖는 게 맞다고 생각했어.</w:t>
       </w:r>
     </w:p>
     <w:p>
@@ -700,13 +700,13 @@
         </w:numPr>
       </w:pPr>
       <w:r>
-        <w:t xml:space="preserve">PRIYA: Nobody was using it because nobody asked. That’s not the same.</w:t>
-      </w:r>
-      <w:r>
-        <w:t xml:space="preserve"> </w:t>
-      </w:r>
-      <w:r>
-        <w:t xml:space="preserve">프리야: 아무도 안 물어봐서 안 쓰인 거야. 그건 다른 얘기야.</w:t>
+        <w:t xml:space="preserve">PRIYA: Nobody was using it because nobody asked. That’s not the same. I spent years on that chemistry, Noah, and I’m not going to let you call it a dusty book.</w:t>
+      </w:r>
+      <w:r>
+        <w:t xml:space="preserve"> </w:t>
+      </w:r>
+      <w:r>
+        <w:t xml:space="preserve">프리야: 아무도 안 물어봐서 안 쓰인 거야. 그건 다른 얘기야. 난 그 화학에 몇 년을 바쳤어, 노아. 네가 그걸 먼지 쌓인 책 취급하게 두진 않을 거야.</w:t>
       </w:r>
     </w:p>
     <w:p>
@@ -751,13 +751,13 @@
         </w:numPr>
       </w:pPr>
       <w:r>
-        <w:t xml:space="preserve">ELENA: Without the idea, there’s no company. Without the science, there’s no product.</w:t>
-      </w:r>
-      <w:r>
-        <w:t xml:space="preserve"> </w:t>
-      </w:r>
-      <w:r>
-        <w:t xml:space="preserve">엘레나: 아이디어가 없으면 회사가 없어요. 과학이 없으면 제품이 없고요.</w:t>
+        <w:t xml:space="preserve">ELENA: Without the idea, there’s no company. Without the science, there’s no product. And without patients who trust it, there’s no market. So we all need each other here.</w:t>
+      </w:r>
+      <w:r>
+        <w:t xml:space="preserve"> </w:t>
+      </w:r>
+      <w:r>
+        <w:t xml:space="preserve">엘레나: 아이디어가 없으면 회사가 없어요. 과학이 없으면 제품이 없고요. 그리고 믿고 쓰는 환자가 없으면 시장이 없죠. 그러니까 여기선 우리 모두가 서로를 필요로 해요.</w:t>
       </w:r>
     </w:p>
     <w:p>
@@ -853,13 +853,13 @@
         </w:numPr>
       </w:pPr>
       <w:r>
-        <w:t xml:space="preserve">MARCUS: Past contribution. Future commitment. Risk. And how hard you are to replace.</w:t>
-      </w:r>
-      <w:r>
-        <w:t xml:space="preserve"> </w:t>
-      </w:r>
-      <w:r>
-        <w:t xml:space="preserve">마커스: 과거의 기여. 앞으로의 헌신. 리스크. 그리고 대체하기 얼마나 어려운지.</w:t>
+        <w:t xml:space="preserve">MARCUS: Past contribution. Future commitment. Risk. And how hard you are to replace. If we score everyone on those four, then nobody’s arguing about feelings anymore, just about facts.</w:t>
+      </w:r>
+      <w:r>
+        <w:t xml:space="preserve"> </w:t>
+      </w:r>
+      <w:r>
+        <w:t xml:space="preserve">마커스: 과거의 기여. 앞으로의 헌신. 리스크. 그리고 대체하기 얼마나 어려운지. 그 네 가지로 모두를 평가하면, 더 이상 감정 싸움이 아니라 사실만 가지고 따지게 되지.</w:t>
       </w:r>
     </w:p>
     <w:p>
@@ -955,13 +955,13 @@
         </w:numPr>
       </w:pPr>
       <w:r>
-        <w:t xml:space="preserve">MARCUS: Elena saved your sister and gave you the problem. That counts.</w:t>
-      </w:r>
-      <w:r>
-        <w:t xml:space="preserve"> </w:t>
-      </w:r>
-      <w:r>
-        <w:t xml:space="preserve">마커스: 엘레나는 자네 동생을 살렸고 문제를 알려 줬어. 그것도 기여야.</w:t>
+        <w:t xml:space="preserve">MARCUS: Elena saved your sister and gave you the problem. That counts. Without that night in her ER, you’d still be selling Lumaderm, and none of us would be here.</w:t>
+      </w:r>
+      <w:r>
+        <w:t xml:space="preserve"> </w:t>
+      </w:r>
+      <w:r>
+        <w:t xml:space="preserve">마커스: 엘레나는 자네 동생을 살렸고 문제를 알려 줬어. 그것도 기여야. 그 응급실에서의 밤이 없었으면, 자넨 아직 루마덤을 팔고 있었을 거고 우리 중 누구도 여기 없었을 거야.</w:t>
       </w:r>
     </w:p>
     <w:p>
@@ -1101,13 +1101,13 @@
         </w:numPr>
       </w:pPr>
       <w:r>
-        <w:t xml:space="preserve">ELENA: I’m part-time. I keep my clinic. That should count against me.</w:t>
-      </w:r>
-      <w:r>
-        <w:t xml:space="preserve"> </w:t>
-      </w:r>
-      <w:r>
-        <w:t xml:space="preserve">엘레나: 난 파트타임이에요. 병원을 계속 하니까. 그건 내 몫을 줄이는 게 맞아요.</w:t>
+        <w:t xml:space="preserve">ELENA: I’m part-time, because I keep my clinic and my patients. That should count against me, honestly. The people working here every day deserve more than someone who comes in the evenings.</w:t>
+      </w:r>
+      <w:r>
+        <w:t xml:space="preserve"> </w:t>
+      </w:r>
+      <w:r>
+        <w:t xml:space="preserve">엘레나: 난 파트타임이에요. 병원도 환자도 계속 보니까요. 솔직히 그건 내 몫을 줄이는 게 맞아요. 매일 여기서 일하는 사람들이 저녁에만 오는 사람보다 더 받아야죠.</w:t>
       </w:r>
     </w:p>
     <w:p>
@@ -1424,13 +1424,13 @@
         </w:numPr>
       </w:pPr>
       <w:r>
-        <w:t xml:space="preserve">ELENA: Exactly. A friend of mine lost a company that way. We need vesting.</w:t>
-      </w:r>
-      <w:r>
-        <w:t xml:space="preserve"> </w:t>
-      </w:r>
-      <w:r>
-        <w:t xml:space="preserve">엘레나: 바로 그거예요. 내 친구가 그렇게 회사를 잃었어요. 베스팅이 필요해요.</w:t>
+        <w:t xml:space="preserve">ELENA: Exactly. A friend of mine lost a company that way. Her co-founder left early, kept his shares, and she spent years building value for him. We need vesting.</w:t>
+      </w:r>
+      <w:r>
+        <w:t xml:space="preserve"> </w:t>
+      </w:r>
+      <w:r>
+        <w:t xml:space="preserve">엘레나: 바로 그거예요. 내 친구가 그렇게 회사를 잃었어요. 공동창업자가 일찍 떠나면서 지분을 그대로 가져갔고, 친구는 몇 년 동안 그 사람 좋은 일만 시켜 준 셈이었죠. 베스팅이 필요해요.</w:t>
       </w:r>
     </w:p>
     <w:p>
@@ -1525,13 +1525,13 @@
         </w:numPr>
       </w:pPr>
       <w:r>
-        <w:t xml:space="preserve">ELENA: Monthly, after a one-year cliff. Leave before one year, you get nothing.</w:t>
-      </w:r>
-      <w:r>
-        <w:t xml:space="preserve"> </w:t>
-      </w:r>
-      <w:r>
-        <w:t xml:space="preserve">엘레나: 1년 클리프가 지나면 매달이요. 1년 전에 떠나면 하나도 못 받아요.</w:t>
+        <w:t xml:space="preserve">ELENA: Monthly, after a one-year cliff. If you leave before one year, you get nothing. After that, you earn a small piece every month until all four years are done.</w:t>
+      </w:r>
+      <w:r>
+        <w:t xml:space="preserve"> </w:t>
+      </w:r>
+      <w:r>
+        <w:t xml:space="preserve">엘레나: 1년 클리프가 지나면 매달이요. 1년 전에 떠나면 하나도 못 받아요. 그 뒤로는 4년이 다 찰 때까지 매달 조금씩 얻는 거예요.</w:t>
       </w:r>
     </w:p>
     <w:p>
@@ -1649,13 +1649,13 @@
         </w:numPr>
       </w:pPr>
       <w:r>
-        <w:t xml:space="preserve">NOAH: I asked for forty percent. That was a mistake.</w:t>
-      </w:r>
-      <w:r>
-        <w:t xml:space="preserve"> </w:t>
-      </w:r>
-      <w:r>
-        <w:t xml:space="preserve">노아: 제가 40퍼센트를 달라고 했죠. 그건 실수였어요.</w:t>
+        <w:t xml:space="preserve">NOAH: I asked for forty percent, and that was a mistake. I came in thinking about what I deserved, not about what’s fair, and you all helped me see the difference.</w:t>
+      </w:r>
+      <w:r>
+        <w:t xml:space="preserve"> </w:t>
+      </w:r>
+      <w:r>
+        <w:t xml:space="preserve">노아: 제가 40퍼센트를 달라고 했죠. 그건 실수였어요. 공정한 게 뭔지가 아니라 제가 받아야 할 게 뭔지만 생각하고 왔는데, 여러분 덕분에 그 차이를 알게 됐어요.</w:t>
       </w:r>
     </w:p>
     <w:p>
@@ -1984,13 +1984,13 @@
         </w:numPr>
       </w:pPr>
       <w:r>
-        <w:t xml:space="preserve">NOAH: Mom, she’s fine. Really. But she should tell you herself.</w:t>
-      </w:r>
-      <w:r>
-        <w:t xml:space="preserve"> </w:t>
-      </w:r>
-      <w:r>
-        <w:t xml:space="preserve">노아: 엄마, 걔 괜찮아. 진짜로. 근데 걔가 직접 말해야 해.</w:t>
+        <w:t xml:space="preserve">NOAH: Mom, she’s fine. Really. She had a problem with a cosmetic treatment, but a great doctor took care of her. Still, she should tell you the whole story herself.</w:t>
+      </w:r>
+      <w:r>
+        <w:t xml:space="preserve"> </w:t>
+      </w:r>
+      <w:r>
+        <w:t xml:space="preserve">노아: 엄마, 걔 괜찮아. 진짜로. 미용 시술 때문에 문제가 좀 있었는데, 훌륭한 의사 선생님이 잘 치료해 주셨어. 그래도 자세한 얘기는 걔가 직접 해야 해.</w:t>
       </w:r>
     </w:p>
     <w:p>
@@ -2369,7 +2369,7 @@
     </w:p>
     <w:bookmarkEnd w:id="25"/>
     <w:bookmarkEnd w:id="26"/>
-    <w:bookmarkStart w:id="30" w:name="학습-부록"/>
+    <w:bookmarkStart w:id="31" w:name="학습-부록"/>
     <w:p>
       <w:pPr>
         <w:pStyle w:val="Heading2"/>
@@ -3134,8 +3134,311 @@
       </w:r>
     </w:p>
     <w:bookmarkEnd w:id="29"/>
+    <w:bookmarkStart w:id="30" w:name="긴-발화-분석"/>
+    <w:p>
+      <w:pPr>
+        <w:pStyle w:val="Heading3"/>
+      </w:pPr>
+      <w:r>
+        <w:t xml:space="preserve">④ 긴 발화 분석</w:t>
+      </w:r>
+    </w:p>
+    <w:p>
+      <w:pPr>
+        <w:pStyle w:val="BlockText"/>
+      </w:pPr>
+      <w:r>
+        <w:rPr>
+          <w:bCs/>
+          <w:b/>
+        </w:rPr>
+        <w:t xml:space="preserve">83턴 NOAH:</w:t>
+      </w:r>
+      <w:r>
+        <w:t xml:space="preserve"> </w:t>
+      </w:r>
+      <w:r>
+        <w:t xml:space="preserve">“</w:t>
+      </w:r>
+      <w:r>
+        <w:t xml:space="preserve">I asked for forty percent, and that was a mistake. I came in thinking about what I deserved, not about what’s fair, and you all helped me see the difference.</w:t>
+      </w:r>
+      <w:r>
+        <w:t xml:space="preserve">”</w:t>
+      </w:r>
+    </w:p>
+    <w:tbl>
+      <w:tblPr>
+        <w:tblStyle w:val="Table"/>
+        <w:tblW w:type="pct" w:w="5000"/>
+        <w:tblLook w:firstRow="1" w:lastRow="0" w:firstColumn="0" w:lastColumn="0" w:noHBand="0" w:noVBand="0" w:val="0020"/>
+        <w:jc w:val="start"/>
+      </w:tblPr>
+      <w:tblGrid>
+        <w:gridCol w:w="2640"/>
+        <w:gridCol w:w="2640"/>
+        <w:gridCol w:w="2640"/>
+      </w:tblGrid>
+      <w:tr>
+        <w:trPr>
+          <w:tblHeader w:val="true"/>
+        </w:trPr>
+        <w:tc>
+          <w:tcPr/>
+          <w:p>
+            <w:pPr>
+              <w:pStyle w:val="Compact"/>
+              <w:jc w:val="left"/>
+            </w:pPr>
+            <w:r>
+              <w:t xml:space="preserve">구조</w:t>
+            </w:r>
+          </w:p>
+        </w:tc>
+        <w:tc>
+          <w:tcPr/>
+          <w:p>
+            <w:pPr>
+              <w:pStyle w:val="Compact"/>
+              <w:jc w:val="left"/>
+            </w:pPr>
+            <w:r>
+              <w:t xml:space="preserve">영어</w:t>
+            </w:r>
+          </w:p>
+        </w:tc>
+        <w:tc>
+          <w:tcPr/>
+          <w:p>
+            <w:pPr>
+              <w:pStyle w:val="Compact"/>
+              <w:jc w:val="left"/>
+            </w:pPr>
+            <w:r>
+              <w:t xml:space="preserve">기능</w:t>
+            </w:r>
+          </w:p>
+        </w:tc>
+      </w:tr>
+      <w:tr>
+        <w:tc>
+          <w:tcPr/>
+          <w:p>
+            <w:pPr>
+              <w:pStyle w:val="Compact"/>
+              <w:jc w:val="left"/>
+            </w:pPr>
+            <w:r>
+              <w:t xml:space="preserve">① 인정(사실 + 판단)</w:t>
+            </w:r>
+          </w:p>
+        </w:tc>
+        <w:tc>
+          <w:tcPr/>
+          <w:p>
+            <w:pPr>
+              <w:pStyle w:val="Compact"/>
+              <w:jc w:val="left"/>
+            </w:pPr>
+            <w:r>
+              <w:t xml:space="preserve">I asked for forty percent, and that was a mistake.</w:t>
+            </w:r>
+          </w:p>
+        </w:tc>
+        <w:tc>
+          <w:tcPr/>
+          <w:p>
+            <w:pPr>
+              <w:pStyle w:val="Compact"/>
+              <w:jc w:val="left"/>
+            </w:pPr>
+            <w:r>
+              <w:t xml:space="preserve">내 입장을 구체적으로 짚고 스스로 실수라고 인정</w:t>
+            </w:r>
+          </w:p>
+        </w:tc>
+      </w:tr>
+      <w:tr>
+        <w:tc>
+          <w:tcPr/>
+          <w:p>
+            <w:pPr>
+              <w:pStyle w:val="Compact"/>
+              <w:jc w:val="left"/>
+            </w:pPr>
+            <w:r>
+              <w:t xml:space="preserve">② 원인 성찰(대비)</w:t>
+            </w:r>
+          </w:p>
+        </w:tc>
+        <w:tc>
+          <w:tcPr/>
+          <w:p>
+            <w:pPr>
+              <w:pStyle w:val="Compact"/>
+              <w:jc w:val="left"/>
+            </w:pPr>
+            <w:r>
+              <w:t xml:space="preserve">I came in thinking about what I deserved, not about what’s fair,</w:t>
+            </w:r>
+          </w:p>
+        </w:tc>
+        <w:tc>
+          <w:tcPr/>
+          <w:p>
+            <w:pPr>
+              <w:pStyle w:val="Compact"/>
+              <w:jc w:val="left"/>
+            </w:pPr>
+            <w:r>
+              <w:t xml:space="preserve">“</w:t>
+            </w:r>
+            <w:r>
+              <w:t xml:space="preserve">A, not B</w:t>
+            </w:r>
+            <w:r>
+              <w:t xml:space="preserve">”</w:t>
+            </w:r>
+            <w:r>
+              <w:t xml:space="preserve">로 무엇이 잘못됐는지 설명</w:t>
+            </w:r>
+          </w:p>
+        </w:tc>
+      </w:tr>
+      <w:tr>
+        <w:tc>
+          <w:tcPr/>
+          <w:p>
+            <w:pPr>
+              <w:pStyle w:val="Compact"/>
+              <w:jc w:val="left"/>
+            </w:pPr>
+            <w:r>
+              <w:t xml:space="preserve">③ 공 돌리기</w:t>
+            </w:r>
+          </w:p>
+        </w:tc>
+        <w:tc>
+          <w:tcPr/>
+          <w:p>
+            <w:pPr>
+              <w:pStyle w:val="Compact"/>
+              <w:jc w:val="left"/>
+            </w:pPr>
+            <w:r>
+              <w:t xml:space="preserve">and you all helped me see the difference.</w:t>
+            </w:r>
+          </w:p>
+        </w:tc>
+        <w:tc>
+          <w:tcPr/>
+          <w:p>
+            <w:pPr>
+              <w:pStyle w:val="Compact"/>
+              <w:jc w:val="left"/>
+            </w:pPr>
+            <w:r>
+              <w:t xml:space="preserve">상대의 기여를 인정해 협상 분위기를 회복</w:t>
+            </w:r>
+          </w:p>
+        </w:tc>
+      </w:tr>
+    </w:tbl>
+    <w:p>
+      <w:pPr>
+        <w:pStyle w:val="BodyText"/>
+      </w:pPr>
+      <w:r>
+        <w:rPr>
+          <w:bCs/>
+          <w:b/>
+        </w:rPr>
+        <w:t xml:space="preserve">활용 패턴:</w:t>
+      </w:r>
+      <w:r>
+        <w:t xml:space="preserve"> </w:t>
+      </w:r>
+      <w:r>
+        <w:t xml:space="preserve">“</w:t>
+      </w:r>
+      <w:r>
+        <w:t xml:space="preserve">I asked for A, and that was a mistake.</w:t>
+      </w:r>
+      <w:r>
+        <w:t xml:space="preserve">”</w:t>
+      </w:r>
+      <w:r>
+        <w:t xml:space="preserve"> </w:t>
+      </w:r>
+      <w:r>
+        <w:t xml:space="preserve">→</w:t>
+      </w:r>
+      <w:r>
+        <w:t xml:space="preserve"> </w:t>
+      </w:r>
+      <w:r>
+        <w:t xml:space="preserve">“</w:t>
+      </w:r>
+      <w:r>
+        <w:t xml:space="preserve">I was thinking about B, not C.</w:t>
+      </w:r>
+      <w:r>
+        <w:t xml:space="preserve">”</w:t>
+      </w:r>
+      <w:r>
+        <w:t xml:space="preserve"> </w:t>
+      </w:r>
+      <w:r>
+        <w:t xml:space="preserve">→</w:t>
+      </w:r>
+      <w:r>
+        <w:t xml:space="preserve"> </w:t>
+      </w:r>
+      <w:r>
+        <w:t xml:space="preserve">“</w:t>
+      </w:r>
+      <w:r>
+        <w:t xml:space="preserve">You helped me see…</w:t>
+      </w:r>
+      <w:r>
+        <w:t xml:space="preserve">”</w:t>
+      </w:r>
+      <w:r>
+        <w:t xml:space="preserve"> </w:t>
+      </w:r>
+      <w:r>
+        <w:rPr>
+          <w:bCs/>
+          <w:b/>
+        </w:rPr>
+        <w:t xml:space="preserve">연결 표현:</w:t>
+      </w:r>
+      <w:r>
+        <w:t xml:space="preserve"> </w:t>
+      </w:r>
+      <w:r>
+        <w:t xml:space="preserve">that was a mistake(그건 실수였다) · not about…(~가 아니라) · helped me see the difference(차이를 알게 해 주었다)</w:t>
+      </w:r>
+      <w:r>
+        <w:t xml:space="preserve"> </w:t>
+      </w:r>
+      <w:r>
+        <w:rPr>
+          <w:bCs/>
+          <w:b/>
+        </w:rPr>
+        <w:t xml:space="preserve">연습:</w:t>
+      </w:r>
+      <w:r>
+        <w:t xml:space="preserve"> </w:t>
+      </w:r>
+      <w:r>
+        <w:t xml:space="preserve">회의에서 무리한 일정을 고집했다가 철회하는 말을 같은 구조로 30단어 안팎으로 해 보기.</w:t>
+      </w:r>
+    </w:p>
     <w:bookmarkEnd w:id="30"/>
     <w:bookmarkEnd w:id="31"/>
+    <w:bookmarkEnd w:id="32"/>
     <w:sectPr/>
   </w:body>
 </w:document>

--- a/대본/1부/06화_Who_Gets_What.docx
+++ b/대본/1부/06화_Who_Gets_What.docx
@@ -2,7 +2,7 @@
 <file path=word/document.xml><?xml version="1.0" encoding="utf-8"?>
 <w:document xmlns:w="http://schemas.openxmlformats.org/wordprocessingml/2006/main" xmlns:m="http://schemas.openxmlformats.org/officeDocument/2006/math" xmlns:r="http://schemas.openxmlformats.org/officeDocument/2006/relationships" xmlns:o="urn:schemas-microsoft-com:office:office" xmlns:v="urn:schemas-microsoft-com:vml" xmlns:w10="urn:schemas-microsoft-com:office:word" xmlns:a="http://schemas.openxmlformats.org/drawingml/2006/main" xmlns:pic="http://schemas.openxmlformats.org/drawingml/2006/picture" xmlns:wp="http://schemas.openxmlformats.org/drawingml/2006/wordprocessingDrawing">
   <w:body>
-    <w:bookmarkStart w:id="32" w:name="ship-it-1부-6화"/>
+    <w:bookmarkStart w:id="38" w:name="ship-it-1부-6화"/>
     <w:p>
       <w:pPr>
         <w:pStyle w:val="Heading1"/>
@@ -150,95 +150,47 @@
     </w:p>
     <w:p>
       <w:pPr>
-        <w:numPr>
-          <w:ilvl w:val="0"/>
-          <w:numId w:val="1001"/>
-        </w:numPr>
+        <w:pStyle w:val="FirstParagraph"/>
       </w:pPr>
       <w:r>
         <w:t xml:space="preserve">LILY: Tacos are here! Who ordered the extra guacamole?</w:t>
       </w:r>
-      <w:r>
-        <w:t xml:space="preserve"> </w:t>
-      </w:r>
-      <w:r>
-        <w:t xml:space="preserve">릴리: 타코 왔어! 과카몰리 추가한 사람 누구야?</w:t>
-      </w:r>
-    </w:p>
-    <w:p>
-      <w:pPr>
-        <w:numPr>
-          <w:ilvl w:val="0"/>
-          <w:numId w:val="1001"/>
-        </w:numPr>
+    </w:p>
+    <w:p>
+      <w:pPr>
+        <w:pStyle w:val="BodyText"/>
       </w:pPr>
       <w:r>
         <w:t xml:space="preserve">NOAH: That was me. Thanks for picking them up, Lil.</w:t>
       </w:r>
-      <w:r>
-        <w:t xml:space="preserve"> </w:t>
-      </w:r>
-      <w:r>
-        <w:t xml:space="preserve">노아: 나야. 사 와 줘서 고마워, 릴.</w:t>
-      </w:r>
-    </w:p>
-    <w:p>
-      <w:pPr>
-        <w:numPr>
-          <w:ilvl w:val="0"/>
-          <w:numId w:val="1001"/>
-        </w:numPr>
+    </w:p>
+    <w:p>
+      <w:pPr>
+        <w:pStyle w:val="BodyText"/>
       </w:pPr>
       <w:r>
         <w:t xml:space="preserve">LILY: You owe me twenty-six dollars. I’m not an investor.</w:t>
       </w:r>
-      <w:r>
-        <w:t xml:space="preserve"> </w:t>
-      </w:r>
-      <w:r>
-        <w:t xml:space="preserve">릴리: 26달러 갚아. 나 투자자 아니거든.</w:t>
-      </w:r>
-    </w:p>
-    <w:p>
-      <w:pPr>
-        <w:numPr>
-          <w:ilvl w:val="0"/>
-          <w:numId w:val="1001"/>
-        </w:numPr>
+    </w:p>
+    <w:p>
+      <w:pPr>
+        <w:pStyle w:val="BodyText"/>
       </w:pPr>
       <w:r>
         <w:t xml:space="preserve">MARCUS: Afternoon, everyone. Denise sent this. A spreadsheet template.</w:t>
       </w:r>
-      <w:r>
-        <w:t xml:space="preserve"> </w:t>
-      </w:r>
-      <w:r>
-        <w:t xml:space="preserve">마커스: 다들 안녕. 데니스가 이거 보냈어. 스프레드시트 양식이야.</w:t>
-      </w:r>
-    </w:p>
-    <w:p>
-      <w:pPr>
-        <w:numPr>
-          <w:ilvl w:val="0"/>
-          <w:numId w:val="1001"/>
-        </w:numPr>
+    </w:p>
+    <w:p>
+      <w:pPr>
+        <w:pStyle w:val="BodyText"/>
       </w:pPr>
       <w:r>
         <w:t xml:space="preserve">PRIYA: Your wife made us a cap table? That’s amazing.</w:t>
       </w:r>
-      <w:r>
-        <w:t xml:space="preserve"> </w:t>
-      </w:r>
-      <w:r>
-        <w:t xml:space="preserve">프리야: 부인께서 지분표를 만들어 주셨어요? 대단하네요.</w:t>
-      </w:r>
-    </w:p>
-    <w:p>
-      <w:pPr>
-        <w:numPr>
-          <w:ilvl w:val="0"/>
-          <w:numId w:val="1001"/>
-        </w:numPr>
+    </w:p>
+    <w:p>
+      <w:pPr>
+        <w:pStyle w:val="BodyText"/>
       </w:pPr>
       <w:r>
         <w:t xml:space="preserve">MARCUS: She said,</w:t>
@@ -255,176 +207,77 @@
       <w:r>
         <w:t xml:space="preserve">”</w:t>
       </w:r>
-      <w:r>
-        <w:t xml:space="preserve"> </w:t>
-      </w:r>
-      <w:r>
-        <w:t xml:space="preserve">마커스: 그러더라고.</w:t>
-      </w:r>
-      <w:r>
-        <w:t xml:space="preserve"> </w:t>
-      </w:r>
-      <w:r>
-        <w:t xml:space="preserve">“</w:t>
-      </w:r>
-      <w:r>
-        <w:t xml:space="preserve">마케팅 하는 사람한테 계산 맡기지 마.</w:t>
-      </w:r>
-      <w:r>
-        <w:t xml:space="preserve">”</w:t>
-      </w:r>
-    </w:p>
-    <w:p>
-      <w:pPr>
-        <w:numPr>
-          <w:ilvl w:val="0"/>
-          <w:numId w:val="1001"/>
-        </w:numPr>
+    </w:p>
+    <w:p>
+      <w:pPr>
+        <w:pStyle w:val="BodyText"/>
       </w:pPr>
       <w:r>
         <w:t xml:space="preserve">NOAH: Hey! I’m good at math.</w:t>
       </w:r>
-      <w:r>
-        <w:t xml:space="preserve"> </w:t>
-      </w:r>
-      <w:r>
-        <w:t xml:space="preserve">노아: 저기요! 저 수학 잘하거든요.</w:t>
-      </w:r>
-    </w:p>
-    <w:p>
-      <w:pPr>
-        <w:numPr>
-          <w:ilvl w:val="0"/>
-          <w:numId w:val="1001"/>
-        </w:numPr>
+    </w:p>
+    <w:p>
+      <w:pPr>
+        <w:pStyle w:val="BodyText"/>
       </w:pPr>
       <w:r>
         <w:t xml:space="preserve">LILY: You failed algebra twice, Noah.</w:t>
       </w:r>
-      <w:r>
-        <w:t xml:space="preserve"> </w:t>
-      </w:r>
-      <w:r>
-        <w:t xml:space="preserve">릴리: 오빠 대수학 두 번 낙제했잖아.</w:t>
-      </w:r>
-    </w:p>
-    <w:p>
-      <w:pPr>
-        <w:numPr>
-          <w:ilvl w:val="0"/>
-          <w:numId w:val="1001"/>
-        </w:numPr>
+    </w:p>
+    <w:p>
+      <w:pPr>
+        <w:pStyle w:val="BodyText"/>
       </w:pPr>
       <w:r>
         <w:t xml:space="preserve">ELENA: Sorry I’m late. Mateo’s game went to overtime.</w:t>
       </w:r>
-      <w:r>
-        <w:t xml:space="preserve"> </w:t>
-      </w:r>
-      <w:r>
-        <w:t xml:space="preserve">엘레나: 늦어서 미안해요. 마테오 경기가 연장전까지 갔어요.</w:t>
-      </w:r>
-    </w:p>
-    <w:p>
-      <w:pPr>
-        <w:numPr>
-          <w:ilvl w:val="0"/>
-          <w:numId w:val="1001"/>
-        </w:numPr>
+    </w:p>
+    <w:p>
+      <w:pPr>
+        <w:pStyle w:val="BodyText"/>
       </w:pPr>
       <w:r>
         <w:t xml:space="preserve">NOAH: Did they win?</w:t>
       </w:r>
-      <w:r>
-        <w:t xml:space="preserve"> </w:t>
-      </w:r>
-      <w:r>
-        <w:t xml:space="preserve">노아: 이겼어요?</w:t>
-      </w:r>
-    </w:p>
-    <w:p>
-      <w:pPr>
-        <w:numPr>
-          <w:ilvl w:val="0"/>
-          <w:numId w:val="1001"/>
-        </w:numPr>
+    </w:p>
+    <w:p>
+      <w:pPr>
+        <w:pStyle w:val="BodyText"/>
       </w:pPr>
       <w:r>
         <w:t xml:space="preserve">ELENA: Three to two. He scored the winner in overtime, and the whole bench ran onto the field. I may have screamed louder than any parent there.</w:t>
       </w:r>
-      <w:r>
-        <w:t xml:space="preserve"> </w:t>
-      </w:r>
-      <w:r>
-        <w:t xml:space="preserve">엘레나: 3 대 2요. 연장전에서 결승골을 넣었는데, 벤치에 있던 애들이 전부 경기장으로 뛰어나왔어요. 거기 있던 어떤 부모보다 내가 더 크게 소리 질렀을지도요.</w:t>
-      </w:r>
-    </w:p>
-    <w:p>
-      <w:pPr>
-        <w:numPr>
-          <w:ilvl w:val="0"/>
-          <w:numId w:val="1001"/>
-        </w:numPr>
+    </w:p>
+    <w:p>
+      <w:pPr>
+        <w:pStyle w:val="BodyText"/>
       </w:pPr>
       <w:r>
         <w:t xml:space="preserve">MARCUS: Doctor Ruiz. Marcus Webb. I’ve heard good things.</w:t>
       </w:r>
-      <w:r>
-        <w:t xml:space="preserve"> </w:t>
-      </w:r>
-      <w:r>
-        <w:t xml:space="preserve">마커스: 루이스 선생님. 마커스 웹입니다. 말씀 많이 들었습니다.</w:t>
-      </w:r>
-    </w:p>
-    <w:p>
-      <w:pPr>
-        <w:numPr>
-          <w:ilvl w:val="0"/>
-          <w:numId w:val="1001"/>
-        </w:numPr>
+    </w:p>
+    <w:p>
+      <w:pPr>
+        <w:pStyle w:val="BodyText"/>
       </w:pPr>
       <w:r>
         <w:t xml:space="preserve">ELENA: Elena, please. And you’re the soldier who asks about autoclaves.</w:t>
       </w:r>
-      <w:r>
-        <w:t xml:space="preserve"> </w:t>
-      </w:r>
-      <w:r>
-        <w:t xml:space="preserve">엘레나: 엘레나라고 불러 주세요. 고압 멸균기 물어본 그 군인이시군요.</w:t>
-      </w:r>
-    </w:p>
-    <w:p>
-      <w:pPr>
-        <w:numPr>
-          <w:ilvl w:val="0"/>
-          <w:numId w:val="1001"/>
-        </w:numPr>
+    </w:p>
+    <w:p>
+      <w:pPr>
+        <w:pStyle w:val="BodyText"/>
       </w:pPr>
       <w:r>
         <w:t xml:space="preserve">MARCUS: Guilty. Somebody has to ask the boring questions.</w:t>
       </w:r>
-      <w:r>
-        <w:t xml:space="preserve"> </w:t>
-      </w:r>
-      <w:r>
-        <w:t xml:space="preserve">마커스: 맞습니다. 누군가는 지루한 질문을 해야죠.</w:t>
-      </w:r>
-    </w:p>
-    <w:p>
-      <w:pPr>
-        <w:numPr>
-          <w:ilvl w:val="0"/>
-          <w:numId w:val="1001"/>
-        </w:numPr>
+    </w:p>
+    <w:p>
+      <w:pPr>
+        <w:pStyle w:val="BodyText"/>
       </w:pPr>
       <w:r>
         <w:t xml:space="preserve">LILY: Okay, I’m leaving you nerds to it. Call me if anyone cries.</w:t>
-      </w:r>
-      <w:r>
-        <w:t xml:space="preserve"> </w:t>
-      </w:r>
-      <w:r>
-        <w:t xml:space="preserve">릴리: 좋아, 너드들끼리 잘 해 봐. 누구 울면 전화해.</w:t>
       </w:r>
     </w:p>
     <w:bookmarkEnd w:id="21"/>
@@ -439,597 +292,282 @@
     </w:p>
     <w:p>
       <w:pPr>
-        <w:numPr>
-          <w:ilvl w:val="0"/>
-          <w:numId w:val="1002"/>
-        </w:numPr>
+        <w:pStyle w:val="FirstParagraph"/>
       </w:pPr>
       <w:r>
         <w:t xml:space="preserve">NOAH: All right. Let’s kick things off. Thanks for coming, everyone.</w:t>
       </w:r>
-      <w:r>
-        <w:t xml:space="preserve"> </w:t>
-      </w:r>
-      <w:r>
-        <w:t xml:space="preserve">노아: 좋아요. 시작해 볼까요. 다들 와 줘서 고마워요.</w:t>
-      </w:r>
-    </w:p>
-    <w:p>
-      <w:pPr>
-        <w:numPr>
-          <w:ilvl w:val="0"/>
-          <w:numId w:val="1002"/>
-        </w:numPr>
+    </w:p>
+    <w:p>
+      <w:pPr>
+        <w:pStyle w:val="BodyText"/>
       </w:pPr>
       <w:r>
         <w:t xml:space="preserve">PRIYA: You sound like a CEO already.</w:t>
       </w:r>
-      <w:r>
-        <w:t xml:space="preserve"> </w:t>
-      </w:r>
-      <w:r>
-        <w:t xml:space="preserve">프리야: 벌써 CEO 같은 말투네.</w:t>
-      </w:r>
-    </w:p>
-    <w:p>
-      <w:pPr>
-        <w:numPr>
-          <w:ilvl w:val="0"/>
-          <w:numId w:val="1002"/>
-        </w:numPr>
+    </w:p>
+    <w:p>
+      <w:pPr>
+        <w:pStyle w:val="BodyText"/>
       </w:pPr>
       <w:r>
         <w:t xml:space="preserve">NOAH: Practicing. Today’s topic: who owns what.</w:t>
       </w:r>
-      <w:r>
-        <w:t xml:space="preserve"> </w:t>
-      </w:r>
-      <w:r>
-        <w:t xml:space="preserve">노아: 연습 중이야. 오늘 주제는 누가 얼마나 갖느냐예요.</w:t>
-      </w:r>
-    </w:p>
-    <w:p>
-      <w:pPr>
-        <w:numPr>
-          <w:ilvl w:val="0"/>
-          <w:numId w:val="1002"/>
-        </w:numPr>
+    </w:p>
+    <w:p>
+      <w:pPr>
+        <w:pStyle w:val="BodyText"/>
       </w:pPr>
       <w:r>
         <w:t xml:space="preserve">ELENA: The hard conversation. Better to have it early.</w:t>
       </w:r>
-      <w:r>
-        <w:t xml:space="preserve"> </w:t>
-      </w:r>
-      <w:r>
-        <w:t xml:space="preserve">엘레나: 어려운 대화네요. 일찍 하는 게 나아요.</w:t>
-      </w:r>
-    </w:p>
-    <w:p>
-      <w:pPr>
-        <w:numPr>
-          <w:ilvl w:val="0"/>
-          <w:numId w:val="1002"/>
-        </w:numPr>
+    </w:p>
+    <w:p>
+      <w:pPr>
+        <w:pStyle w:val="BodyText"/>
       </w:pPr>
       <w:r>
         <w:t xml:space="preserve">MARCUS: Agreed. I’ve seen friendships end over this, more than once. People start as best friends, nobody writes anything down, and a few years later, they can’t even be in the same room.</w:t>
       </w:r>
-      <w:r>
-        <w:t xml:space="preserve"> </w:t>
-      </w:r>
-      <w:r>
-        <w:t xml:space="preserve">마커스: 동감이야. 이것 때문에 우정이 끝나는 걸 한 번 이상 봤어. 처음엔 절친으로 시작하는데, 아무도 아무것도 적어 두지 않아. 그러다 몇 년 지나면 같은 방에 있지도 못하게 되지.</w:t>
-      </w:r>
-    </w:p>
-    <w:p>
-      <w:pPr>
-        <w:numPr>
-          <w:ilvl w:val="0"/>
-          <w:numId w:val="1002"/>
-        </w:numPr>
+    </w:p>
+    <w:p>
+      <w:pPr>
+        <w:pStyle w:val="BodyText"/>
       </w:pPr>
       <w:r>
         <w:t xml:space="preserve">NOAH: Then let’s be fair about this. I’ll start with a proposal.</w:t>
       </w:r>
-      <w:r>
-        <w:t xml:space="preserve"> </w:t>
-      </w:r>
-      <w:r>
-        <w:t xml:space="preserve">노아: 그럼 공정하게 하죠. 제가 먼저 안을 낼게요.</w:t>
-      </w:r>
-    </w:p>
-    <w:p>
-      <w:pPr>
-        <w:numPr>
-          <w:ilvl w:val="0"/>
-          <w:numId w:val="1002"/>
-        </w:numPr>
+    </w:p>
+    <w:p>
+      <w:pPr>
+        <w:pStyle w:val="BodyText"/>
       </w:pPr>
       <w:r>
         <w:t xml:space="preserve">PRIYA: Go ahead.</w:t>
       </w:r>
-      <w:r>
-        <w:t xml:space="preserve"> </w:t>
-      </w:r>
-      <w:r>
-        <w:t xml:space="preserve">프리야: 해 봐.</w:t>
-      </w:r>
-    </w:p>
-    <w:p>
-      <w:pPr>
-        <w:numPr>
-          <w:ilvl w:val="0"/>
-          <w:numId w:val="1002"/>
-        </w:numPr>
+    </w:p>
+    <w:p>
+      <w:pPr>
+        <w:pStyle w:val="BodyText"/>
       </w:pPr>
       <w:r>
         <w:t xml:space="preserve">NOAH: Me, forty percent. Priya, thirty. Marcus and Elena, fifteen each.</w:t>
       </w:r>
-      <w:r>
-        <w:t xml:space="preserve"> </w:t>
-      </w:r>
-      <w:r>
-        <w:t xml:space="preserve">노아: 저 40퍼센트. 프리야 30. 마커스랑 엘레나는 각각 15.</w:t>
-      </w:r>
-    </w:p>
-    <w:p>
-      <w:pPr>
-        <w:numPr>
-          <w:ilvl w:val="0"/>
-          <w:numId w:val="1002"/>
-        </w:numPr>
+    </w:p>
+    <w:p>
+      <w:pPr>
+        <w:pStyle w:val="BodyText"/>
       </w:pPr>
       <w:r>
         <w:t xml:space="preserve">PRIYA: Forty for you? Can I ask why?</w:t>
       </w:r>
-      <w:r>
-        <w:t xml:space="preserve"> </w:t>
-      </w:r>
-      <w:r>
-        <w:t xml:space="preserve">프리야: 너가 40? 이유를 물어봐도 될까?</w:t>
-      </w:r>
-    </w:p>
-    <w:p>
-      <w:pPr>
-        <w:numPr>
-          <w:ilvl w:val="0"/>
-          <w:numId w:val="1002"/>
-        </w:numPr>
+    </w:p>
+    <w:p>
+      <w:pPr>
+        <w:pStyle w:val="BodyText"/>
       </w:pPr>
       <w:r>
         <w:t xml:space="preserve">NOAH: It was my idea, and I quit my job first. I’m also the one who has to find investors, so I thought the CEO should hold the biggest share.</w:t>
       </w:r>
-      <w:r>
-        <w:t xml:space="preserve"> </w:t>
-      </w:r>
-      <w:r>
-        <w:t xml:space="preserve">노아: 내 아이디어였고, 내가 먼저 회사를 그만뒀잖아. 투자자를 찾아야 하는 것도 나고. 그래서 CEO가 가장 큰 몫을 갖는 게 맞다고 생각했어.</w:t>
-      </w:r>
-    </w:p>
-    <w:p>
-      <w:pPr>
-        <w:numPr>
-          <w:ilvl w:val="0"/>
-          <w:numId w:val="1002"/>
-        </w:numPr>
+    </w:p>
+    <w:p>
+      <w:pPr>
+        <w:pStyle w:val="BodyText"/>
       </w:pPr>
       <w:r>
         <w:t xml:space="preserve">PRIYA: Your idea is my chapter four, Noah.</w:t>
       </w:r>
-      <w:r>
-        <w:t xml:space="preserve"> </w:t>
-      </w:r>
-      <w:r>
-        <w:t xml:space="preserve">프리야: 네 아이디어는 내 논문 4장이야, 노아.</w:t>
-      </w:r>
-    </w:p>
-    <w:p>
-      <w:pPr>
-        <w:numPr>
-          <w:ilvl w:val="0"/>
-          <w:numId w:val="1002"/>
-        </w:numPr>
+    </w:p>
+    <w:p>
+      <w:pPr>
+        <w:pStyle w:val="BodyText"/>
       </w:pPr>
       <w:r>
         <w:t xml:space="preserve">NOAH: Your chapter four sat in a library for years.</w:t>
       </w:r>
-      <w:r>
-        <w:t xml:space="preserve"> </w:t>
-      </w:r>
-      <w:r>
-        <w:t xml:space="preserve">노아: 네 4장은 몇 년 동안 도서관에 꽂혀 있었잖아.</w:t>
-      </w:r>
-    </w:p>
-    <w:p>
-      <w:pPr>
-        <w:numPr>
-          <w:ilvl w:val="0"/>
-          <w:numId w:val="1002"/>
-        </w:numPr>
+    </w:p>
+    <w:p>
+      <w:pPr>
+        <w:pStyle w:val="BodyText"/>
       </w:pPr>
       <w:r>
         <w:t xml:space="preserve">PRIYA: Wow. Okay.</w:t>
       </w:r>
-      <w:r>
-        <w:t xml:space="preserve"> </w:t>
-      </w:r>
-      <w:r>
-        <w:t xml:space="preserve">프리야: 와. 그렇구나.</w:t>
-      </w:r>
-    </w:p>
-    <w:p>
-      <w:pPr>
-        <w:numPr>
-          <w:ilvl w:val="0"/>
-          <w:numId w:val="1002"/>
-        </w:numPr>
+    </w:p>
+    <w:p>
+      <w:pPr>
+        <w:pStyle w:val="BodyText"/>
       </w:pPr>
       <w:r>
         <w:t xml:space="preserve">MARCUS: Easy, both of you.</w:t>
       </w:r>
-      <w:r>
-        <w:t xml:space="preserve"> </w:t>
-      </w:r>
-      <w:r>
-        <w:t xml:space="preserve">마커스: 둘 다 진정해.</w:t>
-      </w:r>
-    </w:p>
-    <w:p>
-      <w:pPr>
-        <w:numPr>
-          <w:ilvl w:val="0"/>
-          <w:numId w:val="1002"/>
-        </w:numPr>
+    </w:p>
+    <w:p>
+      <w:pPr>
+        <w:pStyle w:val="BodyText"/>
       </w:pPr>
       <w:r>
         <w:t xml:space="preserve">NOAH: Sorry. That came out wrong. I meant nobody was using it.</w:t>
       </w:r>
-      <w:r>
-        <w:t xml:space="preserve"> </w:t>
-      </w:r>
-      <w:r>
-        <w:t xml:space="preserve">노아: 미안. 말이 잘못 나왔어. 아무도 안 쓰고 있었다는 뜻이었어.</w:t>
-      </w:r>
-    </w:p>
-    <w:p>
-      <w:pPr>
-        <w:numPr>
-          <w:ilvl w:val="0"/>
-          <w:numId w:val="1002"/>
-        </w:numPr>
+    </w:p>
+    <w:p>
+      <w:pPr>
+        <w:pStyle w:val="BodyText"/>
       </w:pPr>
       <w:r>
         <w:t xml:space="preserve">PRIYA: Nobody was using it because nobody asked. That’s not the same. I spent years on that chemistry, Noah, and I’m not going to let you call it a dusty book.</w:t>
       </w:r>
-      <w:r>
-        <w:t xml:space="preserve"> </w:t>
-      </w:r>
-      <w:r>
-        <w:t xml:space="preserve">프리야: 아무도 안 물어봐서 안 쓰인 거야. 그건 다른 얘기야. 난 그 화학에 몇 년을 바쳤어, 노아. 네가 그걸 먼지 쌓인 책 취급하게 두진 않을 거야.</w:t>
-      </w:r>
-    </w:p>
-    <w:p>
-      <w:pPr>
-        <w:numPr>
-          <w:ilvl w:val="0"/>
-          <w:numId w:val="1002"/>
-        </w:numPr>
+    </w:p>
+    <w:p>
+      <w:pPr>
+        <w:pStyle w:val="BodyText"/>
       </w:pPr>
       <w:r>
         <w:t xml:space="preserve">ELENA: Can I say something? As the newest person here?</w:t>
       </w:r>
-      <w:r>
-        <w:t xml:space="preserve"> </w:t>
-      </w:r>
-      <w:r>
-        <w:t xml:space="preserve">엘레나: 내가 한마디 해도 될까요? 여기서 제일 새로 온 사람으로서?</w:t>
-      </w:r>
-    </w:p>
-    <w:p>
-      <w:pPr>
-        <w:numPr>
-          <w:ilvl w:val="0"/>
-          <w:numId w:val="1002"/>
-        </w:numPr>
+    </w:p>
+    <w:p>
+      <w:pPr>
+        <w:pStyle w:val="BodyText"/>
       </w:pPr>
       <w:r>
         <w:t xml:space="preserve">NOAH: Please.</w:t>
       </w:r>
-      <w:r>
-        <w:t xml:space="preserve"> </w:t>
-      </w:r>
-      <w:r>
-        <w:t xml:space="preserve">노아: 그러세요.</w:t>
-      </w:r>
-    </w:p>
-    <w:p>
-      <w:pPr>
-        <w:numPr>
-          <w:ilvl w:val="0"/>
-          <w:numId w:val="1002"/>
-        </w:numPr>
+    </w:p>
+    <w:p>
+      <w:pPr>
+        <w:pStyle w:val="BodyText"/>
       </w:pPr>
       <w:r>
         <w:t xml:space="preserve">ELENA: Without the idea, there’s no company. Without the science, there’s no product. And without patients who trust it, there’s no market. So we all need each other here.</w:t>
       </w:r>
-      <w:r>
-        <w:t xml:space="preserve"> </w:t>
-      </w:r>
-      <w:r>
-        <w:t xml:space="preserve">엘레나: 아이디어가 없으면 회사가 없어요. 과학이 없으면 제품이 없고요. 그리고 믿고 쓰는 환자가 없으면 시장이 없죠. 그러니까 여기선 우리 모두가 서로를 필요로 해요.</w:t>
-      </w:r>
-    </w:p>
-    <w:p>
-      <w:pPr>
-        <w:numPr>
-          <w:ilvl w:val="0"/>
-          <w:numId w:val="1002"/>
-        </w:numPr>
+    </w:p>
+    <w:p>
+      <w:pPr>
+        <w:pStyle w:val="BodyText"/>
       </w:pPr>
       <w:r>
         <w:t xml:space="preserve">MARCUS: And without manufacturing, there’s no syringe. Just saying.</w:t>
       </w:r>
-      <w:r>
-        <w:t xml:space="preserve"> </w:t>
-      </w:r>
-      <w:r>
-        <w:t xml:space="preserve">마커스: 그리고 생산이 없으면 주사기가 없지. 그냥 그렇다고.</w:t>
-      </w:r>
-    </w:p>
-    <w:p>
-      <w:pPr>
-        <w:numPr>
-          <w:ilvl w:val="0"/>
-          <w:numId w:val="1002"/>
-        </w:numPr>
+    </w:p>
+    <w:p>
+      <w:pPr>
+        <w:pStyle w:val="BodyText"/>
       </w:pPr>
       <w:r>
         <w:t xml:space="preserve">PRIYA: So who’s more important? That’s a silly question.</w:t>
       </w:r>
-      <w:r>
-        <w:t xml:space="preserve"> </w:t>
-      </w:r>
-      <w:r>
-        <w:t xml:space="preserve">프리야: 그러니까 누가 더 중요하냐고? 그건 바보 같은 질문이야.</w:t>
-      </w:r>
-    </w:p>
-    <w:p>
-      <w:pPr>
-        <w:numPr>
-          <w:ilvl w:val="0"/>
-          <w:numId w:val="1002"/>
-        </w:numPr>
+    </w:p>
+    <w:p>
+      <w:pPr>
+        <w:pStyle w:val="BodyText"/>
       </w:pPr>
       <w:r>
         <w:t xml:space="preserve">NOAH: Then how should we decide?</w:t>
       </w:r>
-      <w:r>
-        <w:t xml:space="preserve"> </w:t>
-      </w:r>
-      <w:r>
-        <w:t xml:space="preserve">노아: 그럼 어떻게 정해야 해?</w:t>
-      </w:r>
-    </w:p>
-    <w:p>
-      <w:pPr>
-        <w:numPr>
-          <w:ilvl w:val="0"/>
-          <w:numId w:val="1002"/>
-        </w:numPr>
+    </w:p>
+    <w:p>
+      <w:pPr>
+        <w:pStyle w:val="BodyText"/>
       </w:pPr>
       <w:r>
         <w:t xml:space="preserve">MARCUS: Same way the Army plans. Agree on the criteria first.</w:t>
       </w:r>
-      <w:r>
-        <w:t xml:space="preserve"> </w:t>
-      </w:r>
-      <w:r>
-        <w:t xml:space="preserve">마커스: 군대에서 작전 짜듯이. 기준부터 합의하는 거야.</w:t>
-      </w:r>
-    </w:p>
-    <w:p>
-      <w:pPr>
-        <w:numPr>
-          <w:ilvl w:val="0"/>
-          <w:numId w:val="1002"/>
-        </w:numPr>
+    </w:p>
+    <w:p>
+      <w:pPr>
+        <w:pStyle w:val="BodyText"/>
       </w:pPr>
       <w:r>
         <w:t xml:space="preserve">NOAH: Criteria. Okay. Like what?</w:t>
       </w:r>
-      <w:r>
-        <w:t xml:space="preserve"> </w:t>
-      </w:r>
-      <w:r>
-        <w:t xml:space="preserve">노아: 기준이요. 좋아요. 예를 들면요?</w:t>
-      </w:r>
-    </w:p>
-    <w:p>
-      <w:pPr>
-        <w:numPr>
-          <w:ilvl w:val="0"/>
-          <w:numId w:val="1002"/>
-        </w:numPr>
+    </w:p>
+    <w:p>
+      <w:pPr>
+        <w:pStyle w:val="BodyText"/>
       </w:pPr>
       <w:r>
         <w:t xml:space="preserve">MARCUS: Past contribution. Future commitment. Risk. And how hard you are to replace. If we score everyone on those four, then nobody’s arguing about feelings anymore, just about facts.</w:t>
       </w:r>
-      <w:r>
-        <w:t xml:space="preserve"> </w:t>
-      </w:r>
-      <w:r>
-        <w:t xml:space="preserve">마커스: 과거의 기여. 앞으로의 헌신. 리스크. 그리고 대체하기 얼마나 어려운지. 그 네 가지로 모두를 평가하면, 더 이상 감정 싸움이 아니라 사실만 가지고 따지게 되지.</w:t>
-      </w:r>
-    </w:p>
-    <w:p>
-      <w:pPr>
-        <w:numPr>
-          <w:ilvl w:val="0"/>
-          <w:numId w:val="1002"/>
-        </w:numPr>
+    </w:p>
+    <w:p>
+      <w:pPr>
+        <w:pStyle w:val="BodyText"/>
       </w:pPr>
       <w:r>
         <w:t xml:space="preserve">ELENA: That’s very clear. Let’s use those four.</w:t>
       </w:r>
-      <w:r>
-        <w:t xml:space="preserve"> </w:t>
-      </w:r>
-      <w:r>
-        <w:t xml:space="preserve">엘레나: 아주 명확하네요. 그 네 가지로 해요.</w:t>
-      </w:r>
-    </w:p>
-    <w:p>
-      <w:pPr>
-        <w:numPr>
-          <w:ilvl w:val="0"/>
-          <w:numId w:val="1002"/>
-        </w:numPr>
+    </w:p>
+    <w:p>
+      <w:pPr>
+        <w:pStyle w:val="BodyText"/>
       </w:pPr>
       <w:r>
         <w:t xml:space="preserve">PRIYA: Past contribution first. The core technology is mine.</w:t>
       </w:r>
-      <w:r>
-        <w:t xml:space="preserve"> </w:t>
-      </w:r>
-      <w:r>
-        <w:t xml:space="preserve">프리야: 과거 기여부터. 핵심 기술은 내 거야.</w:t>
-      </w:r>
-    </w:p>
-    <w:p>
-      <w:pPr>
-        <w:numPr>
-          <w:ilvl w:val="0"/>
-          <w:numId w:val="1002"/>
-        </w:numPr>
+    </w:p>
+    <w:p>
+      <w:pPr>
+        <w:pStyle w:val="BodyText"/>
       </w:pPr>
       <w:r>
         <w:t xml:space="preserve">NOAH: Agreed. Without question.</w:t>
       </w:r>
-      <w:r>
-        <w:t xml:space="preserve"> </w:t>
-      </w:r>
-      <w:r>
-        <w:t xml:space="preserve">노아: 동의해. 의심의 여지 없이.</w:t>
-      </w:r>
-    </w:p>
-    <w:p>
-      <w:pPr>
-        <w:numPr>
-          <w:ilvl w:val="0"/>
-          <w:numId w:val="1002"/>
-        </w:numPr>
+    </w:p>
+    <w:p>
+      <w:pPr>
+        <w:pStyle w:val="BodyText"/>
       </w:pPr>
       <w:r>
         <w:t xml:space="preserve">PRIYA: The idea to make it a company is yours.</w:t>
       </w:r>
-      <w:r>
-        <w:t xml:space="preserve"> </w:t>
-      </w:r>
-      <w:r>
-        <w:t xml:space="preserve">프리야: 그걸 회사로 만들자는 아이디어는 네 거고.</w:t>
-      </w:r>
-    </w:p>
-    <w:p>
-      <w:pPr>
-        <w:numPr>
-          <w:ilvl w:val="0"/>
-          <w:numId w:val="1002"/>
-        </w:numPr>
+    </w:p>
+    <w:p>
+      <w:pPr>
+        <w:pStyle w:val="BodyText"/>
       </w:pPr>
       <w:r>
         <w:t xml:space="preserve">NOAH: Thank you.</w:t>
       </w:r>
-      <w:r>
-        <w:t xml:space="preserve"> </w:t>
-      </w:r>
-      <w:r>
-        <w:t xml:space="preserve">노아: 고마워.</w:t>
-      </w:r>
-    </w:p>
-    <w:p>
-      <w:pPr>
-        <w:numPr>
-          <w:ilvl w:val="0"/>
-          <w:numId w:val="1002"/>
-        </w:numPr>
+    </w:p>
+    <w:p>
+      <w:pPr>
+        <w:pStyle w:val="BodyText"/>
       </w:pPr>
       <w:r>
         <w:t xml:space="preserve">MARCUS: Elena saved your sister and gave you the problem. That counts. Without that night in her ER, you’d still be selling Lumaderm, and none of us would be here.</w:t>
       </w:r>
-      <w:r>
-        <w:t xml:space="preserve"> </w:t>
-      </w:r>
-      <w:r>
-        <w:t xml:space="preserve">마커스: 엘레나는 자네 동생을 살렸고 문제를 알려 줬어. 그것도 기여야. 그 응급실에서의 밤이 없었으면, 자넨 아직 루마덤을 팔고 있었을 거고 우리 중 누구도 여기 없었을 거야.</w:t>
-      </w:r>
-    </w:p>
-    <w:p>
-      <w:pPr>
-        <w:numPr>
-          <w:ilvl w:val="0"/>
-          <w:numId w:val="1002"/>
-        </w:numPr>
+    </w:p>
+    <w:p>
+      <w:pPr>
+        <w:pStyle w:val="BodyText"/>
       </w:pPr>
       <w:r>
         <w:t xml:space="preserve">ELENA: And Marcus told you about the autoclave. Before anyone else.</w:t>
       </w:r>
-      <w:r>
-        <w:t xml:space="preserve"> </w:t>
-      </w:r>
-      <w:r>
-        <w:t xml:space="preserve">엘레나: 그리고 마커스는 고압 멸균 문제를 누구보다 먼저 말해 줬죠.</w:t>
-      </w:r>
-    </w:p>
-    <w:p>
-      <w:pPr>
-        <w:numPr>
-          <w:ilvl w:val="0"/>
-          <w:numId w:val="1002"/>
-        </w:numPr>
+    </w:p>
+    <w:p>
+      <w:pPr>
+        <w:pStyle w:val="BodyText"/>
       </w:pPr>
       <w:r>
         <w:t xml:space="preserve">NOAH: So past contribution is pretty balanced.</w:t>
       </w:r>
-      <w:r>
-        <w:t xml:space="preserve"> </w:t>
-      </w:r>
-      <w:r>
-        <w:t xml:space="preserve">노아: 그럼 과거 기여는 꽤 균형이 맞네요.</w:t>
-      </w:r>
-    </w:p>
-    <w:p>
-      <w:pPr>
-        <w:numPr>
-          <w:ilvl w:val="0"/>
-          <w:numId w:val="1002"/>
-        </w:numPr>
+    </w:p>
+    <w:p>
+      <w:pPr>
+        <w:pStyle w:val="BodyText"/>
       </w:pPr>
       <w:r>
         <w:t xml:space="preserve">PRIYA: Between you and me, it’s balanced. Fifty-fifty.</w:t>
       </w:r>
-      <w:r>
-        <w:t xml:space="preserve"> </w:t>
-      </w:r>
-      <w:r>
-        <w:t xml:space="preserve">프리야: 너랑 나 사이에선 균형이 맞아. 반반.</w:t>
-      </w:r>
-    </w:p>
-    <w:p>
-      <w:pPr>
-        <w:numPr>
-          <w:ilvl w:val="0"/>
-          <w:numId w:val="1002"/>
-        </w:numPr>
+    </w:p>
+    <w:p>
+      <w:pPr>
+        <w:pStyle w:val="BodyText"/>
       </w:pPr>
       <w:r>
         <w:t xml:space="preserve">NOAH: Okay. I can see that.</w:t>
-      </w:r>
-      <w:r>
-        <w:t xml:space="preserve"> </w:t>
-      </w:r>
-      <w:r>
-        <w:t xml:space="preserve">노아: 알겠어. 그렇게 볼 수 있겠다.</w:t>
       </w:r>
     </w:p>
     <w:bookmarkEnd w:id="22"/>
@@ -1044,435 +582,207 @@
     </w:p>
     <w:p>
       <w:pPr>
-        <w:numPr>
-          <w:ilvl w:val="0"/>
-          <w:numId w:val="1003"/>
-        </w:numPr>
+        <w:pStyle w:val="FirstParagraph"/>
       </w:pPr>
       <w:r>
         <w:t xml:space="preserve">MARCUS: Next, future commitment. Who’s full-time?</w:t>
       </w:r>
-      <w:r>
-        <w:t xml:space="preserve"> </w:t>
-      </w:r>
-      <w:r>
-        <w:t xml:space="preserve">마커스: 다음, 앞으로의 헌신. 누가 풀타임이지?</w:t>
-      </w:r>
-    </w:p>
-    <w:p>
-      <w:pPr>
-        <w:numPr>
-          <w:ilvl w:val="0"/>
-          <w:numId w:val="1003"/>
-        </w:numPr>
+    </w:p>
+    <w:p>
+      <w:pPr>
+        <w:pStyle w:val="BodyText"/>
       </w:pPr>
       <w:r>
         <w:t xml:space="preserve">NOAH: Me. Starting in ten days.</w:t>
       </w:r>
-      <w:r>
-        <w:t xml:space="preserve"> </w:t>
-      </w:r>
-      <w:r>
-        <w:t xml:space="preserve">노아: 저요. 열흘 뒤부터요.</w:t>
-      </w:r>
-    </w:p>
-    <w:p>
-      <w:pPr>
-        <w:numPr>
-          <w:ilvl w:val="0"/>
-          <w:numId w:val="1003"/>
-        </w:numPr>
+    </w:p>
+    <w:p>
+      <w:pPr>
+        <w:pStyle w:val="BodyText"/>
       </w:pPr>
       <w:r>
         <w:t xml:space="preserve">PRIYA: Me too, as soon as my visa is sorted out.</w:t>
       </w:r>
-      <w:r>
-        <w:t xml:space="preserve"> </w:t>
-      </w:r>
-      <w:r>
-        <w:t xml:space="preserve">프리야: 나도. 비자 문제만 해결되면 바로.</w:t>
-      </w:r>
-    </w:p>
-    <w:p>
-      <w:pPr>
-        <w:numPr>
-          <w:ilvl w:val="0"/>
-          <w:numId w:val="1003"/>
-        </w:numPr>
+    </w:p>
+    <w:p>
+      <w:pPr>
+        <w:pStyle w:val="BodyText"/>
       </w:pPr>
       <w:r>
         <w:t xml:space="preserve">ELENA: I’m part-time, because I keep my clinic and my patients. That should count against me, honestly. The people working here every day deserve more than someone who comes in the evenings.</w:t>
       </w:r>
-      <w:r>
-        <w:t xml:space="preserve"> </w:t>
-      </w:r>
-      <w:r>
-        <w:t xml:space="preserve">엘레나: 난 파트타임이에요. 병원도 환자도 계속 보니까요. 솔직히 그건 내 몫을 줄이는 게 맞아요. 매일 여기서 일하는 사람들이 저녁에만 오는 사람보다 더 받아야죠.</w:t>
-      </w:r>
-    </w:p>
-    <w:p>
-      <w:pPr>
-        <w:numPr>
-          <w:ilvl w:val="0"/>
-          <w:numId w:val="1003"/>
-        </w:numPr>
+    </w:p>
+    <w:p>
+      <w:pPr>
+        <w:pStyle w:val="BodyText"/>
       </w:pPr>
       <w:r>
         <w:t xml:space="preserve">MARCUS: Same for me. Part-time until there’s a payroll.</w:t>
       </w:r>
-      <w:r>
-        <w:t xml:space="preserve"> </w:t>
-      </w:r>
-      <w:r>
-        <w:t xml:space="preserve">마커스: 나도 마찬가지야. 월급 나올 때까진 파트타임.</w:t>
-      </w:r>
-    </w:p>
-    <w:p>
-      <w:pPr>
-        <w:numPr>
-          <w:ilvl w:val="0"/>
-          <w:numId w:val="1003"/>
-        </w:numPr>
+    </w:p>
+    <w:p>
+      <w:pPr>
+        <w:pStyle w:val="BodyText"/>
       </w:pPr>
       <w:r>
         <w:t xml:space="preserve">NOAH: So Marcus and Elena take less now. That makes sense.</w:t>
       </w:r>
-      <w:r>
-        <w:t xml:space="preserve"> </w:t>
-      </w:r>
-      <w:r>
-        <w:t xml:space="preserve">노아: 그럼 마커스랑 엘레나는 지금은 덜 갖는 거네요. 말이 되네요.</w:t>
-      </w:r>
-    </w:p>
-    <w:p>
-      <w:pPr>
-        <w:numPr>
-          <w:ilvl w:val="0"/>
-          <w:numId w:val="1003"/>
-        </w:numPr>
+    </w:p>
+    <w:p>
+      <w:pPr>
+        <w:pStyle w:val="BodyText"/>
       </w:pPr>
       <w:r>
         <w:t xml:space="preserve">MARCUS: Less now. But if I go full-time, I want that reviewed.</w:t>
       </w:r>
-      <w:r>
-        <w:t xml:space="preserve"> </w:t>
-      </w:r>
-      <w:r>
-        <w:t xml:space="preserve">마커스: 지금은 덜. 근데 내가 풀타임이 되면 다시 검토해 줬으면 해.</w:t>
-      </w:r>
-    </w:p>
-    <w:p>
-      <w:pPr>
-        <w:numPr>
-          <w:ilvl w:val="0"/>
-          <w:numId w:val="1003"/>
-        </w:numPr>
+    </w:p>
+    <w:p>
+      <w:pPr>
+        <w:pStyle w:val="BodyText"/>
       </w:pPr>
       <w:r>
         <w:t xml:space="preserve">ELENA: Same for me. Can we write that down?</w:t>
       </w:r>
-      <w:r>
-        <w:t xml:space="preserve"> </w:t>
-      </w:r>
-      <w:r>
-        <w:t xml:space="preserve">엘레나: 나도요. 그거 적어 둘 수 있어요?</w:t>
-      </w:r>
-    </w:p>
-    <w:p>
-      <w:pPr>
-        <w:numPr>
-          <w:ilvl w:val="0"/>
-          <w:numId w:val="1003"/>
-        </w:numPr>
+    </w:p>
+    <w:p>
+      <w:pPr>
+        <w:pStyle w:val="BodyText"/>
       </w:pPr>
       <w:r>
         <w:t xml:space="preserve">NOAH: Writing it down. Next, risk.</w:t>
       </w:r>
-      <w:r>
-        <w:t xml:space="preserve"> </w:t>
-      </w:r>
-      <w:r>
-        <w:t xml:space="preserve">노아: 적고 있어요. 다음, 리스크.</w:t>
-      </w:r>
-    </w:p>
-    <w:p>
-      <w:pPr>
-        <w:numPr>
-          <w:ilvl w:val="0"/>
-          <w:numId w:val="1003"/>
-        </w:numPr>
+    </w:p>
+    <w:p>
+      <w:pPr>
+        <w:pStyle w:val="BodyText"/>
       </w:pPr>
       <w:r>
         <w:t xml:space="preserve">PRIYA: You quit your job. That’s a big risk.</w:t>
       </w:r>
-      <w:r>
-        <w:t xml:space="preserve"> </w:t>
-      </w:r>
-      <w:r>
-        <w:t xml:space="preserve">프리야: 넌 회사를 그만뒀어. 그건 큰 리스크야.</w:t>
-      </w:r>
-    </w:p>
-    <w:p>
-      <w:pPr>
-        <w:numPr>
-          <w:ilvl w:val="0"/>
-          <w:numId w:val="1003"/>
-        </w:numPr>
+    </w:p>
+    <w:p>
+      <w:pPr>
+        <w:pStyle w:val="BodyText"/>
       </w:pPr>
       <w:r>
         <w:t xml:space="preserve">NOAH: And you might have to leave the country. That’s bigger.</w:t>
       </w:r>
-      <w:r>
-        <w:t xml:space="preserve"> </w:t>
-      </w:r>
-      <w:r>
-        <w:t xml:space="preserve">노아: 그리고 넌 이 나라를 떠나야 할 수도 있어. 그게 더 크지.</w:t>
-      </w:r>
-    </w:p>
-    <w:p>
-      <w:pPr>
-        <w:numPr>
-          <w:ilvl w:val="0"/>
-          <w:numId w:val="1003"/>
-        </w:numPr>
+    </w:p>
+    <w:p>
+      <w:pPr>
+        <w:pStyle w:val="BodyText"/>
       </w:pPr>
       <w:r>
         <w:t xml:space="preserve">PRIYA: You noticed.</w:t>
       </w:r>
-      <w:r>
-        <w:t xml:space="preserve"> </w:t>
-      </w:r>
-      <w:r>
-        <w:t xml:space="preserve">프리야: 알아챘네.</w:t>
-      </w:r>
-    </w:p>
-    <w:p>
-      <w:pPr>
-        <w:numPr>
-          <w:ilvl w:val="0"/>
-          <w:numId w:val="1003"/>
-        </w:numPr>
+    </w:p>
+    <w:p>
+      <w:pPr>
+        <w:pStyle w:val="BodyText"/>
       </w:pPr>
       <w:r>
         <w:t xml:space="preserve">NOAH: I’ve been thinking about it all week.</w:t>
       </w:r>
-      <w:r>
-        <w:t xml:space="preserve"> </w:t>
-      </w:r>
-      <w:r>
-        <w:t xml:space="preserve">노아: 일주일 내내 그 생각했어.</w:t>
-      </w:r>
-    </w:p>
-    <w:p>
-      <w:pPr>
-        <w:numPr>
-          <w:ilvl w:val="0"/>
-          <w:numId w:val="1003"/>
-        </w:numPr>
+    </w:p>
+    <w:p>
+      <w:pPr>
+        <w:pStyle w:val="BodyText"/>
       </w:pPr>
       <w:r>
         <w:t xml:space="preserve">MARCUS: By the way, I checked my Corwin contract. Like I promised.</w:t>
       </w:r>
-      <w:r>
-        <w:t xml:space="preserve"> </w:t>
-      </w:r>
-      <w:r>
-        <w:t xml:space="preserve">마커스: 그런데 말이야, 코윈 계약서 확인했어. 약속한 대로.</w:t>
-      </w:r>
-    </w:p>
-    <w:p>
-      <w:pPr>
-        <w:numPr>
-          <w:ilvl w:val="0"/>
-          <w:numId w:val="1003"/>
-        </w:numPr>
+    </w:p>
+    <w:p>
+      <w:pPr>
+        <w:pStyle w:val="BodyText"/>
       </w:pPr>
       <w:r>
         <w:t xml:space="preserve">ELENA: And?</w:t>
       </w:r>
-      <w:r>
-        <w:t xml:space="preserve"> </w:t>
-      </w:r>
-      <w:r>
-        <w:t xml:space="preserve">엘레나: 그래서요?</w:t>
-      </w:r>
-    </w:p>
-    <w:p>
-      <w:pPr>
-        <w:numPr>
-          <w:ilvl w:val="0"/>
-          <w:numId w:val="1003"/>
-        </w:numPr>
+    </w:p>
+    <w:p>
+      <w:pPr>
+        <w:pStyle w:val="BodyText"/>
       </w:pPr>
       <w:r>
         <w:t xml:space="preserve">MARCUS: Confidentiality, yes. Non-compete, no. I’m clean, but careful.</w:t>
       </w:r>
-      <w:r>
-        <w:t xml:space="preserve"> </w:t>
-      </w:r>
-      <w:r>
-        <w:t xml:space="preserve">마커스: 기밀 유지 조항은 있어. 경업금지는 없고. 문제없지만, 조심할 거야.</w:t>
-      </w:r>
-    </w:p>
-    <w:p>
-      <w:pPr>
-        <w:numPr>
-          <w:ilvl w:val="0"/>
-          <w:numId w:val="1003"/>
-        </w:numPr>
+    </w:p>
+    <w:p>
+      <w:pPr>
+        <w:pStyle w:val="BodyText"/>
       </w:pPr>
       <w:r>
         <w:t xml:space="preserve">NOAH: That’s good news. Last criterion: how hard to replace.</w:t>
       </w:r>
-      <w:r>
-        <w:t xml:space="preserve"> </w:t>
-      </w:r>
-      <w:r>
-        <w:t xml:space="preserve">노아: 좋은 소식이네요. 마지막 기준, 대체하기 얼마나 어려운지.</w:t>
-      </w:r>
-    </w:p>
-    <w:p>
-      <w:pPr>
-        <w:numPr>
-          <w:ilvl w:val="0"/>
-          <w:numId w:val="1003"/>
-        </w:numPr>
+    </w:p>
+    <w:p>
+      <w:pPr>
+        <w:pStyle w:val="BodyText"/>
       </w:pPr>
       <w:r>
         <w:t xml:space="preserve">ELENA: Honestly? Priya is the hardest to replace.</w:t>
       </w:r>
-      <w:r>
-        <w:t xml:space="preserve"> </w:t>
-      </w:r>
-      <w:r>
-        <w:t xml:space="preserve">엘레나: 솔직히요? 프리야가 제일 대체하기 어려워요.</w:t>
-      </w:r>
-    </w:p>
-    <w:p>
-      <w:pPr>
-        <w:numPr>
-          <w:ilvl w:val="0"/>
-          <w:numId w:val="1003"/>
-        </w:numPr>
+    </w:p>
+    <w:p>
+      <w:pPr>
+        <w:pStyle w:val="BodyText"/>
       </w:pPr>
       <w:r>
         <w:t xml:space="preserve">MARCUS: Agreed. Nobody else wrote chapter four.</w:t>
       </w:r>
-      <w:r>
-        <w:t xml:space="preserve"> </w:t>
-      </w:r>
-      <w:r>
-        <w:t xml:space="preserve">마커스: 동의. 4장은 아무도 안 썼으니까.</w:t>
-      </w:r>
-    </w:p>
-    <w:p>
-      <w:pPr>
-        <w:numPr>
-          <w:ilvl w:val="0"/>
-          <w:numId w:val="1003"/>
-        </w:numPr>
+    </w:p>
+    <w:p>
+      <w:pPr>
+        <w:pStyle w:val="BodyText"/>
       </w:pPr>
       <w:r>
         <w:t xml:space="preserve">NOAH: I agree too. I can’t argue with that.</w:t>
       </w:r>
-      <w:r>
-        <w:t xml:space="preserve"> </w:t>
-      </w:r>
-      <w:r>
-        <w:t xml:space="preserve">노아: 저도 동의해요. 반박할 수가 없네요.</w:t>
-      </w:r>
-    </w:p>
-    <w:p>
-      <w:pPr>
-        <w:numPr>
-          <w:ilvl w:val="0"/>
-          <w:numId w:val="1003"/>
-        </w:numPr>
+    </w:p>
+    <w:p>
+      <w:pPr>
+        <w:pStyle w:val="BodyText"/>
       </w:pPr>
       <w:r>
         <w:t xml:space="preserve">ELENA: One more thing. What if someone leaves after three months?</w:t>
       </w:r>
-      <w:r>
-        <w:t xml:space="preserve"> </w:t>
-      </w:r>
-      <w:r>
-        <w:t xml:space="preserve">엘레나: 하나 더요. 누가 석 달 만에 떠나 버리면요?</w:t>
-      </w:r>
-    </w:p>
-    <w:p>
-      <w:pPr>
-        <w:numPr>
-          <w:ilvl w:val="0"/>
-          <w:numId w:val="1003"/>
-        </w:numPr>
+    </w:p>
+    <w:p>
+      <w:pPr>
+        <w:pStyle w:val="BodyText"/>
       </w:pPr>
       <w:r>
         <w:t xml:space="preserve">PRIYA: They’d walk away with fifteen or thirty percent. For nothing.</w:t>
       </w:r>
-      <w:r>
-        <w:t xml:space="preserve"> </w:t>
-      </w:r>
-      <w:r>
-        <w:t xml:space="preserve">프리야: 15나 30퍼센트를 들고 나가는 거지. 아무것도 안 하고.</w:t>
-      </w:r>
-    </w:p>
-    <w:p>
-      <w:pPr>
-        <w:numPr>
-          <w:ilvl w:val="0"/>
-          <w:numId w:val="1003"/>
-        </w:numPr>
+    </w:p>
+    <w:p>
+      <w:pPr>
+        <w:pStyle w:val="BodyText"/>
       </w:pPr>
       <w:r>
         <w:t xml:space="preserve">ELENA: Exactly. A friend of mine lost a company that way. Her co-founder left early, kept his shares, and she spent years building value for him. We need vesting.</w:t>
       </w:r>
-      <w:r>
-        <w:t xml:space="preserve"> </w:t>
-      </w:r>
-      <w:r>
-        <w:t xml:space="preserve">엘레나: 바로 그거예요. 내 친구가 그렇게 회사를 잃었어요. 공동창업자가 일찍 떠나면서 지분을 그대로 가져갔고, 친구는 몇 년 동안 그 사람 좋은 일만 시켜 준 셈이었죠. 베스팅이 필요해요.</w:t>
-      </w:r>
-    </w:p>
-    <w:p>
-      <w:pPr>
-        <w:numPr>
-          <w:ilvl w:val="0"/>
-          <w:numId w:val="1003"/>
-        </w:numPr>
+    </w:p>
+    <w:p>
+      <w:pPr>
+        <w:pStyle w:val="BodyText"/>
       </w:pPr>
       <w:r>
         <w:t xml:space="preserve">MARCUS: Vesting. Explain it like I’m a soldier.</w:t>
       </w:r>
-      <w:r>
-        <w:t xml:space="preserve"> </w:t>
-      </w:r>
-      <w:r>
-        <w:t xml:space="preserve">마커스: 베스팅. 군인한테 설명하듯 말해 줘요.</w:t>
-      </w:r>
-    </w:p>
-    <w:p>
-      <w:pPr>
-        <w:numPr>
-          <w:ilvl w:val="0"/>
-          <w:numId w:val="1003"/>
-        </w:numPr>
+    </w:p>
+    <w:p>
+      <w:pPr>
+        <w:pStyle w:val="BodyText"/>
       </w:pPr>
       <w:r>
         <w:t xml:space="preserve">ELENA: You earn your shares over time. Usually four years.</w:t>
       </w:r>
-      <w:r>
-        <w:t xml:space="preserve"> </w:t>
-      </w:r>
-      <w:r>
-        <w:t xml:space="preserve">엘레나: 지분을 시간에 걸쳐 얻는 거예요. 보통 4년이요.</w:t>
-      </w:r>
-    </w:p>
-    <w:p>
-      <w:pPr>
-        <w:numPr>
-          <w:ilvl w:val="0"/>
-          <w:numId w:val="1003"/>
-        </w:numPr>
+    </w:p>
+    <w:p>
+      <w:pPr>
+        <w:pStyle w:val="BodyText"/>
       </w:pPr>
       <w:r>
         <w:t xml:space="preserve">PRIYA: Define</w:t>
@@ -1495,94 +805,37 @@
       <w:r>
         <w:t xml:space="preserve">Every month? Every year?</w:t>
       </w:r>
-      <w:r>
-        <w:t xml:space="preserve"> </w:t>
-      </w:r>
-      <w:r>
-        <w:t xml:space="preserve">프리야:</w:t>
-      </w:r>
-      <w:r>
-        <w:t xml:space="preserve"> </w:t>
-      </w:r>
-      <w:r>
-        <w:t xml:space="preserve">“</w:t>
-      </w:r>
-      <w:r>
-        <w:t xml:space="preserve">얻는다</w:t>
-      </w:r>
-      <w:r>
-        <w:t xml:space="preserve">”</w:t>
-      </w:r>
-      <w:r>
-        <w:t xml:space="preserve">가 정확히 뭔데요? 매달? 매년?</w:t>
-      </w:r>
-    </w:p>
-    <w:p>
-      <w:pPr>
-        <w:numPr>
-          <w:ilvl w:val="0"/>
-          <w:numId w:val="1003"/>
-        </w:numPr>
+    </w:p>
+    <w:p>
+      <w:pPr>
+        <w:pStyle w:val="BodyText"/>
       </w:pPr>
       <w:r>
         <w:t xml:space="preserve">ELENA: Monthly, after a one-year cliff. If you leave before one year, you get nothing. After that, you earn a small piece every month until all four years are done.</w:t>
       </w:r>
-      <w:r>
-        <w:t xml:space="preserve"> </w:t>
-      </w:r>
-      <w:r>
-        <w:t xml:space="preserve">엘레나: 1년 클리프가 지나면 매달이요. 1년 전에 떠나면 하나도 못 받아요. 그 뒤로는 4년이 다 찰 때까지 매달 조금씩 얻는 거예요.</w:t>
-      </w:r>
-    </w:p>
-    <w:p>
-      <w:pPr>
-        <w:numPr>
-          <w:ilvl w:val="0"/>
-          <w:numId w:val="1003"/>
-        </w:numPr>
+    </w:p>
+    <w:p>
+      <w:pPr>
+        <w:pStyle w:val="BodyText"/>
       </w:pPr>
       <w:r>
         <w:t xml:space="preserve">MARCUS: A cliff. Okay. You fall off, you lose it all.</w:t>
       </w:r>
-      <w:r>
-        <w:t xml:space="preserve"> </w:t>
-      </w:r>
-      <w:r>
-        <w:t xml:space="preserve">마커스: 절벽이라. 알겠어. 떨어지면 다 잃는 거군.</w:t>
-      </w:r>
-    </w:p>
-    <w:p>
-      <w:pPr>
-        <w:numPr>
-          <w:ilvl w:val="0"/>
-          <w:numId w:val="1003"/>
-        </w:numPr>
+    </w:p>
+    <w:p>
+      <w:pPr>
+        <w:pStyle w:val="BodyText"/>
       </w:pPr>
       <w:r>
         <w:t xml:space="preserve">NOAH: That protects all of us. From each other.</w:t>
       </w:r>
-      <w:r>
-        <w:t xml:space="preserve"> </w:t>
-      </w:r>
-      <w:r>
-        <w:t xml:space="preserve">노아: 그게 우리 모두를 보호하네요. 서로로부터.</w:t>
-      </w:r>
-    </w:p>
-    <w:p>
-      <w:pPr>
-        <w:numPr>
-          <w:ilvl w:val="0"/>
-          <w:numId w:val="1003"/>
-        </w:numPr>
+    </w:p>
+    <w:p>
+      <w:pPr>
+        <w:pStyle w:val="BodyText"/>
       </w:pPr>
       <w:r>
         <w:t xml:space="preserve">ELENA: From each other, and from bad days. There will be bad days.</w:t>
-      </w:r>
-      <w:r>
-        <w:t xml:space="preserve"> </w:t>
-      </w:r>
-      <w:r>
-        <w:t xml:space="preserve">엘레나: 서로로부터, 그리고 힘든 날들로부터요. 힘든 날은 반드시 와요.</w:t>
       </w:r>
     </w:p>
     <w:bookmarkEnd w:id="23"/>
@@ -1609,180 +862,87 @@
     </w:p>
     <w:p>
       <w:pPr>
-        <w:numPr>
-          <w:ilvl w:val="0"/>
-          <w:numId w:val="1004"/>
-        </w:numPr>
+        <w:pStyle w:val="FirstParagraph"/>
       </w:pPr>
       <w:r>
         <w:t xml:space="preserve">NOAH: Okay. Let’s back up a second.</w:t>
       </w:r>
-      <w:r>
-        <w:t xml:space="preserve"> </w:t>
-      </w:r>
-      <w:r>
-        <w:t xml:space="preserve">노아: 좋아요. 잠깐 처음으로 돌아가 볼게요.</w:t>
-      </w:r>
-    </w:p>
-    <w:p>
-      <w:pPr>
-        <w:numPr>
-          <w:ilvl w:val="0"/>
-          <w:numId w:val="1004"/>
-        </w:numPr>
+    </w:p>
+    <w:p>
+      <w:pPr>
+        <w:pStyle w:val="BodyText"/>
       </w:pPr>
       <w:r>
         <w:t xml:space="preserve">PRIYA: Uh-oh. What now?</w:t>
       </w:r>
-      <w:r>
-        <w:t xml:space="preserve"> </w:t>
-      </w:r>
-      <w:r>
-        <w:t xml:space="preserve">프리야: 어어. 이번엔 또 뭐야?</w:t>
-      </w:r>
-    </w:p>
-    <w:p>
-      <w:pPr>
-        <w:numPr>
-          <w:ilvl w:val="0"/>
-          <w:numId w:val="1004"/>
-        </w:numPr>
+    </w:p>
+    <w:p>
+      <w:pPr>
+        <w:pStyle w:val="BodyText"/>
       </w:pPr>
       <w:r>
         <w:t xml:space="preserve">NOAH: I asked for forty percent, and that was a mistake. I came in thinking about what I deserved, not about what’s fair, and you all helped me see the difference.</w:t>
       </w:r>
-      <w:r>
-        <w:t xml:space="preserve"> </w:t>
-      </w:r>
-      <w:r>
-        <w:t xml:space="preserve">노아: 제가 40퍼센트를 달라고 했죠. 그건 실수였어요. 공정한 게 뭔지가 아니라 제가 받아야 할 게 뭔지만 생각하고 왔는데, 여러분 덕분에 그 차이를 알게 됐어요.</w:t>
-      </w:r>
-    </w:p>
-    <w:p>
-      <w:pPr>
-        <w:numPr>
-          <w:ilvl w:val="0"/>
-          <w:numId w:val="1004"/>
-        </w:numPr>
+    </w:p>
+    <w:p>
+      <w:pPr>
+        <w:pStyle w:val="BodyText"/>
       </w:pPr>
       <w:r>
         <w:t xml:space="preserve">PRIYA: Go on.</w:t>
       </w:r>
-      <w:r>
-        <w:t xml:space="preserve"> </w:t>
-      </w:r>
-      <w:r>
-        <w:t xml:space="preserve">프리야: 계속해.</w:t>
-      </w:r>
-    </w:p>
-    <w:p>
-      <w:pPr>
-        <w:numPr>
-          <w:ilvl w:val="0"/>
-          <w:numId w:val="1004"/>
-        </w:numPr>
+    </w:p>
+    <w:p>
+      <w:pPr>
+        <w:pStyle w:val="BodyText"/>
       </w:pPr>
       <w:r>
         <w:t xml:space="preserve">NOAH: Looking at the criteria, you and I are equal. Thirty-five each.</w:t>
       </w:r>
-      <w:r>
-        <w:t xml:space="preserve"> </w:t>
-      </w:r>
-      <w:r>
-        <w:t xml:space="preserve">노아: 기준을 보니까 너랑 나는 동등해. 각각 35.</w:t>
-      </w:r>
-    </w:p>
-    <w:p>
-      <w:pPr>
-        <w:numPr>
-          <w:ilvl w:val="0"/>
-          <w:numId w:val="1004"/>
-        </w:numPr>
+    </w:p>
+    <w:p>
+      <w:pPr>
+        <w:pStyle w:val="BodyText"/>
       </w:pPr>
       <w:r>
         <w:t xml:space="preserve">PRIYA: Thirty-five each?</w:t>
       </w:r>
-      <w:r>
-        <w:t xml:space="preserve"> </w:t>
-      </w:r>
-      <w:r>
-        <w:t xml:space="preserve">프리야: 각각 35?</w:t>
-      </w:r>
-    </w:p>
-    <w:p>
-      <w:pPr>
-        <w:numPr>
-          <w:ilvl w:val="0"/>
-          <w:numId w:val="1004"/>
-        </w:numPr>
+    </w:p>
+    <w:p>
+      <w:pPr>
+        <w:pStyle w:val="BodyText"/>
       </w:pPr>
       <w:r>
         <w:t xml:space="preserve">NOAH: And Marcus and Elena, fifteen each. Reviewed if you go full-time.</w:t>
       </w:r>
-      <w:r>
-        <w:t xml:space="preserve"> </w:t>
-      </w:r>
-      <w:r>
-        <w:t xml:space="preserve">노아: 그리고 마커스와 엘레나는 각각 15. 풀타임이 되면 재검토하고.</w:t>
-      </w:r>
-    </w:p>
-    <w:p>
-      <w:pPr>
-        <w:numPr>
-          <w:ilvl w:val="0"/>
-          <w:numId w:val="1004"/>
-        </w:numPr>
+    </w:p>
+    <w:p>
+      <w:pPr>
+        <w:pStyle w:val="BodyText"/>
       </w:pPr>
       <w:r>
         <w:t xml:space="preserve">MARCUS: Thirty-five, thirty-five, fifteen, fifteen. Adds up to a hundred. Denise approves.</w:t>
       </w:r>
-      <w:r>
-        <w:t xml:space="preserve"> </w:t>
-      </w:r>
-      <w:r>
-        <w:t xml:space="preserve">마커스: 35, 35, 15, 15. 합치면 100. 데니스도 승인하겠네.</w:t>
-      </w:r>
-    </w:p>
-    <w:p>
-      <w:pPr>
-        <w:numPr>
-          <w:ilvl w:val="0"/>
-          <w:numId w:val="1004"/>
-        </w:numPr>
+    </w:p>
+    <w:p>
+      <w:pPr>
+        <w:pStyle w:val="BodyText"/>
       </w:pPr>
       <w:r>
         <w:t xml:space="preserve">ELENA: I’m comfortable with that.</w:t>
       </w:r>
-      <w:r>
-        <w:t xml:space="preserve"> </w:t>
-      </w:r>
-      <w:r>
-        <w:t xml:space="preserve">엘레나: 난 그거 괜찮아요.</w:t>
-      </w:r>
-    </w:p>
-    <w:p>
-      <w:pPr>
-        <w:numPr>
-          <w:ilvl w:val="0"/>
-          <w:numId w:val="1004"/>
-        </w:numPr>
+    </w:p>
+    <w:p>
+      <w:pPr>
+        <w:pStyle w:val="BodyText"/>
       </w:pPr>
       <w:r>
         <w:t xml:space="preserve">PRIYA: Noah, thank you. And I’m sorry I snapped earlier.</w:t>
       </w:r>
-      <w:r>
-        <w:t xml:space="preserve"> </w:t>
-      </w:r>
-      <w:r>
-        <w:t xml:space="preserve">프리야: 노아, 고마워. 그리고 아까 쏘아붙여서 미안해.</w:t>
-      </w:r>
-    </w:p>
-    <w:p>
-      <w:pPr>
-        <w:numPr>
-          <w:ilvl w:val="0"/>
-          <w:numId w:val="1004"/>
-        </w:numPr>
+    </w:p>
+    <w:p>
+      <w:pPr>
+        <w:pStyle w:val="BodyText"/>
       </w:pPr>
       <w:r>
         <w:t xml:space="preserve">NOAH: I deserved it.</w:t>
@@ -1805,11 +965,21 @@
       <w:r>
         <w:t xml:space="preserve">was a terrible line.</w:t>
       </w:r>
-      <w:r>
-        <w:t xml:space="preserve"> </w:t>
-      </w:r>
-      <w:r>
-        <w:t xml:space="preserve">노아: 나 들을 만했어.</w:t>
+    </w:p>
+    <w:p>
+      <w:pPr>
+        <w:pStyle w:val="BodyText"/>
+      </w:pPr>
+      <w:r>
+        <w:t xml:space="preserve">PRIYA: The worst line you’ve ever written.</w:t>
+      </w:r>
+    </w:p>
+    <w:p>
+      <w:pPr>
+        <w:pStyle w:val="BodyText"/>
+      </w:pPr>
+      <w:r>
+        <w:t xml:space="preserve">NOAH: Worse than</w:t>
       </w:r>
       <w:r>
         <w:t xml:space="preserve"> </w:t>
@@ -1818,281 +988,109 @@
         <w:t xml:space="preserve">“</w:t>
       </w:r>
       <w:r>
-        <w:t xml:space="preserve">도서관에 꽂혀 있었다</w:t>
+        <w:t xml:space="preserve">Results that stay</w:t>
       </w:r>
       <w:r>
         <w:t xml:space="preserve">”</w:t>
       </w:r>
       <w:r>
-        <w:t xml:space="preserve">는 최악의 말이었어.</w:t>
-      </w:r>
-    </w:p>
-    <w:p>
-      <w:pPr>
-        <w:numPr>
-          <w:ilvl w:val="0"/>
-          <w:numId w:val="1004"/>
-        </w:numPr>
-      </w:pPr>
-      <w:r>
-        <w:t xml:space="preserve">PRIYA: The worst line you’ve ever written.</w:t>
-      </w:r>
-      <w:r>
-        <w:t xml:space="preserve"> </w:t>
-      </w:r>
-      <w:r>
-        <w:t xml:space="preserve">프리야: 네가 쓴 문장 중에 최악이었지.</w:t>
-      </w:r>
-    </w:p>
-    <w:p>
-      <w:pPr>
-        <w:numPr>
-          <w:ilvl w:val="0"/>
-          <w:numId w:val="1004"/>
-        </w:numPr>
-      </w:pPr>
-      <w:r>
-        <w:t xml:space="preserve">NOAH: Worse than</w:t>
-      </w:r>
-      <w:r>
-        <w:t xml:space="preserve"> </w:t>
-      </w:r>
-      <w:r>
-        <w:t xml:space="preserve">“</w:t>
-      </w:r>
-      <w:r>
-        <w:t xml:space="preserve">Results that stay</w:t>
-      </w:r>
-      <w:r>
-        <w:t xml:space="preserve">”</w:t>
-      </w:r>
-      <w:r>
         <w:t xml:space="preserve">?</w:t>
       </w:r>
-      <w:r>
-        <w:t xml:space="preserve"> </w:t>
-      </w:r>
-      <w:r>
-        <w:t xml:space="preserve">노아:</w:t>
-      </w:r>
-      <w:r>
-        <w:t xml:space="preserve"> </w:t>
-      </w:r>
-      <w:r>
-        <w:t xml:space="preserve">“</w:t>
-      </w:r>
-      <w:r>
-        <w:t xml:space="preserve">머무는 결과</w:t>
-      </w:r>
-      <w:r>
-        <w:t xml:space="preserve">”</w:t>
-      </w:r>
-      <w:r>
-        <w:t xml:space="preserve">보다 더?</w:t>
-      </w:r>
-    </w:p>
-    <w:p>
-      <w:pPr>
-        <w:numPr>
-          <w:ilvl w:val="0"/>
-          <w:numId w:val="1004"/>
-        </w:numPr>
+    </w:p>
+    <w:p>
+      <w:pPr>
+        <w:pStyle w:val="BodyText"/>
       </w:pPr>
       <w:r>
         <w:t xml:space="preserve">PRIYA: Okay. Second worst.</w:t>
       </w:r>
-      <w:r>
-        <w:t xml:space="preserve"> </w:t>
-      </w:r>
-      <w:r>
-        <w:t xml:space="preserve">프리야: 알았어. 두 번째로 최악.</w:t>
-      </w:r>
-    </w:p>
-    <w:p>
-      <w:pPr>
-        <w:numPr>
-          <w:ilvl w:val="0"/>
-          <w:numId w:val="1004"/>
-        </w:numPr>
+    </w:p>
+    <w:p>
+      <w:pPr>
+        <w:pStyle w:val="BodyText"/>
       </w:pPr>
       <w:r>
         <w:t xml:space="preserve">NOAH: Hold on. My phone. It’s my mom.</w:t>
       </w:r>
-      <w:r>
-        <w:t xml:space="preserve"> </w:t>
-      </w:r>
-      <w:r>
-        <w:t xml:space="preserve">노아: 잠깐만요. 전화 왔어요. 엄마예요.</w:t>
-      </w:r>
-    </w:p>
-    <w:p>
-      <w:pPr>
-        <w:numPr>
-          <w:ilvl w:val="0"/>
-          <w:numId w:val="1004"/>
-        </w:numPr>
+    </w:p>
+    <w:p>
+      <w:pPr>
+        <w:pStyle w:val="BodyText"/>
       </w:pPr>
       <w:r>
         <w:t xml:space="preserve">CAROL: Noah, sweetheart. Why is Lily wearing a bandage on Instagram?</w:t>
       </w:r>
-      <w:r>
-        <w:t xml:space="preserve"> </w:t>
-      </w:r>
-      <w:r>
-        <w:t xml:space="preserve">캐럴: 노아, 우리 아들. 릴리가 인스타그램에서 왜 반창고를 붙이고 있니?</w:t>
-      </w:r>
-    </w:p>
-    <w:p>
-      <w:pPr>
-        <w:numPr>
-          <w:ilvl w:val="0"/>
-          <w:numId w:val="1004"/>
-        </w:numPr>
+    </w:p>
+    <w:p>
+      <w:pPr>
+        <w:pStyle w:val="BodyText"/>
       </w:pPr>
       <w:r>
         <w:t xml:space="preserve">NOAH: Hi, Mom. A bandage? I… wasn’t aware of that.</w:t>
       </w:r>
-      <w:r>
-        <w:t xml:space="preserve"> </w:t>
-      </w:r>
-      <w:r>
-        <w:t xml:space="preserve">노아: 안녕, 엄마. 반창고? 난… 몰랐는데.</w:t>
-      </w:r>
-    </w:p>
-    <w:p>
-      <w:pPr>
-        <w:numPr>
-          <w:ilvl w:val="0"/>
-          <w:numId w:val="1004"/>
-        </w:numPr>
+    </w:p>
+    <w:p>
+      <w:pPr>
+        <w:pStyle w:val="BodyText"/>
       </w:pPr>
       <w:r>
         <w:t xml:space="preserve">CAROL: Noah Bennett. You’re a terrible liar. You always were.</w:t>
       </w:r>
-      <w:r>
-        <w:t xml:space="preserve"> </w:t>
-      </w:r>
-      <w:r>
-        <w:t xml:space="preserve">캐럴: 노아 베넷. 넌 거짓말을 정말 못하는구나. 예전부터 그랬어.</w:t>
-      </w:r>
-    </w:p>
-    <w:p>
-      <w:pPr>
-        <w:numPr>
-          <w:ilvl w:val="0"/>
-          <w:numId w:val="1004"/>
-        </w:numPr>
+    </w:p>
+    <w:p>
+      <w:pPr>
+        <w:pStyle w:val="BodyText"/>
       </w:pPr>
       <w:r>
         <w:t xml:space="preserve">NOAH: Mom, she’s fine. Really. She had a problem with a cosmetic treatment, but a great doctor took care of her. Still, she should tell you the whole story herself.</w:t>
       </w:r>
-      <w:r>
-        <w:t xml:space="preserve"> </w:t>
-      </w:r>
-      <w:r>
-        <w:t xml:space="preserve">노아: 엄마, 걔 괜찮아. 진짜로. 미용 시술 때문에 문제가 좀 있었는데, 훌륭한 의사 선생님이 잘 치료해 주셨어. 그래도 자세한 얘기는 걔가 직접 해야 해.</w:t>
-      </w:r>
-    </w:p>
-    <w:p>
-      <w:pPr>
-        <w:numPr>
-          <w:ilvl w:val="0"/>
-          <w:numId w:val="1004"/>
-        </w:numPr>
+    </w:p>
+    <w:p>
+      <w:pPr>
+        <w:pStyle w:val="BodyText"/>
       </w:pPr>
       <w:r>
         <w:t xml:space="preserve">CAROL: Put her on the phone. Right now.</w:t>
       </w:r>
-      <w:r>
-        <w:t xml:space="preserve"> </w:t>
-      </w:r>
-      <w:r>
-        <w:t xml:space="preserve">캐럴: 당장 바꿔. 지금 바로.</w:t>
-      </w:r>
-    </w:p>
-    <w:p>
-      <w:pPr>
-        <w:numPr>
-          <w:ilvl w:val="0"/>
-          <w:numId w:val="1004"/>
-        </w:numPr>
+    </w:p>
+    <w:p>
+      <w:pPr>
+        <w:pStyle w:val="BodyText"/>
       </w:pPr>
       <w:r>
         <w:t xml:space="preserve">NOAH: She’s not here. But I’ll make sure she calls you tonight.</w:t>
       </w:r>
-      <w:r>
-        <w:t xml:space="preserve"> </w:t>
-      </w:r>
-      <w:r>
-        <w:t xml:space="preserve">노아: 지금 여기 없어. 근데 오늘 밤에 꼭 전화하게 할게.</w:t>
-      </w:r>
-    </w:p>
-    <w:p>
-      <w:pPr>
-        <w:numPr>
-          <w:ilvl w:val="0"/>
-          <w:numId w:val="1004"/>
-        </w:numPr>
+    </w:p>
+    <w:p>
+      <w:pPr>
+        <w:pStyle w:val="BodyText"/>
       </w:pPr>
       <w:r>
         <w:t xml:space="preserve">CAROL: Tonight. Or I’m on the first flight from Phoenix.</w:t>
       </w:r>
-      <w:r>
-        <w:t xml:space="preserve"> </w:t>
-      </w:r>
-      <w:r>
-        <w:t xml:space="preserve">캐럴: 오늘 밤. 아니면 피닉스에서 첫 비행기 타고 간다.</w:t>
-      </w:r>
-    </w:p>
-    <w:p>
-      <w:pPr>
-        <w:numPr>
-          <w:ilvl w:val="0"/>
-          <w:numId w:val="1004"/>
-        </w:numPr>
+    </w:p>
+    <w:p>
+      <w:pPr>
+        <w:pStyle w:val="BodyText"/>
       </w:pPr>
       <w:r>
         <w:t xml:space="preserve">NOAH: Tonight. I promise. Love you, Mom.</w:t>
       </w:r>
-      <w:r>
-        <w:t xml:space="preserve"> </w:t>
-      </w:r>
-      <w:r>
-        <w:t xml:space="preserve">노아: 오늘 밤. 약속해. 사랑해, 엄마.</w:t>
-      </w:r>
-    </w:p>
-    <w:p>
-      <w:pPr>
-        <w:numPr>
-          <w:ilvl w:val="0"/>
-          <w:numId w:val="1004"/>
-        </w:numPr>
+    </w:p>
+    <w:p>
+      <w:pPr>
+        <w:pStyle w:val="BodyText"/>
       </w:pPr>
       <w:r>
         <w:t xml:space="preserve">MARCUS: So. That’s where you get your negotiation skills.</w:t>
       </w:r>
-      <w:r>
-        <w:t xml:space="preserve"> </w:t>
-      </w:r>
-      <w:r>
-        <w:t xml:space="preserve">마커스: 그러니까. 자네 협상 실력이 어디서 왔는지 알겠군.</w:t>
-      </w:r>
-    </w:p>
-    <w:p>
-      <w:pPr>
-        <w:numPr>
-          <w:ilvl w:val="0"/>
-          <w:numId w:val="1004"/>
-        </w:numPr>
+    </w:p>
+    <w:p>
+      <w:pPr>
+        <w:pStyle w:val="BodyText"/>
       </w:pPr>
       <w:r>
         <w:t xml:space="preserve">NOAH: She’d make a great investor. Terrifying, but great.</w:t>
-      </w:r>
-      <w:r>
-        <w:t xml:space="preserve"> </w:t>
-      </w:r>
-      <w:r>
-        <w:t xml:space="preserve">노아: 엄마는 훌륭한 투자자가 될 거예요. 무섭지만, 훌륭한.</w:t>
       </w:r>
     </w:p>
     <w:bookmarkEnd w:id="24"/>
@@ -2107,257 +1105,122 @@
     </w:p>
     <w:p>
       <w:pPr>
-        <w:numPr>
-          <w:ilvl w:val="0"/>
-          <w:numId w:val="1005"/>
-        </w:numPr>
+        <w:pStyle w:val="FirstParagraph"/>
       </w:pPr>
       <w:r>
         <w:t xml:space="preserve">ELENA: Let’s summarize before anyone forgets.</w:t>
       </w:r>
-      <w:r>
-        <w:t xml:space="preserve"> </w:t>
-      </w:r>
-      <w:r>
-        <w:t xml:space="preserve">엘레나: 누가 잊어버리기 전에 정리해요.</w:t>
-      </w:r>
-    </w:p>
-    <w:p>
-      <w:pPr>
-        <w:numPr>
-          <w:ilvl w:val="0"/>
-          <w:numId w:val="1005"/>
-        </w:numPr>
+    </w:p>
+    <w:p>
+      <w:pPr>
+        <w:pStyle w:val="BodyText"/>
       </w:pPr>
       <w:r>
         <w:t xml:space="preserve">NOAH: Thirty-five, thirty-five, fifteen, fifteen. Four-year vesting, one-year cliff.</w:t>
       </w:r>
-      <w:r>
-        <w:t xml:space="preserve"> </w:t>
-      </w:r>
-      <w:r>
-        <w:t xml:space="preserve">노아: 35, 35, 15, 15. 4년 베스팅, 1년 클리프.</w:t>
-      </w:r>
-    </w:p>
-    <w:p>
-      <w:pPr>
-        <w:numPr>
-          <w:ilvl w:val="0"/>
-          <w:numId w:val="1005"/>
-        </w:numPr>
+    </w:p>
+    <w:p>
+      <w:pPr>
+        <w:pStyle w:val="BodyText"/>
       </w:pPr>
       <w:r>
         <w:t xml:space="preserve">MARCUS: Part-timers reviewed when they go full-time.</w:t>
       </w:r>
-      <w:r>
-        <w:t xml:space="preserve"> </w:t>
-      </w:r>
-      <w:r>
-        <w:t xml:space="preserve">마커스: 파트타이머는 풀타임이 되면 재검토.</w:t>
-      </w:r>
-    </w:p>
-    <w:p>
-      <w:pPr>
-        <w:numPr>
-          <w:ilvl w:val="0"/>
-          <w:numId w:val="1005"/>
-        </w:numPr>
+    </w:p>
+    <w:p>
+      <w:pPr>
+        <w:pStyle w:val="BodyText"/>
       </w:pPr>
       <w:r>
         <w:t xml:space="preserve">PRIYA: And all of it reviewed by a lawyer. Condition number one.</w:t>
       </w:r>
-      <w:r>
-        <w:t xml:space="preserve"> </w:t>
-      </w:r>
-      <w:r>
-        <w:t xml:space="preserve">프리야: 그리고 전부 변호사 검토. 1번 조건이야.</w:t>
-      </w:r>
-    </w:p>
-    <w:p>
-      <w:pPr>
-        <w:numPr>
-          <w:ilvl w:val="0"/>
-          <w:numId w:val="1005"/>
-        </w:numPr>
+    </w:p>
+    <w:p>
+      <w:pPr>
+        <w:pStyle w:val="BodyText"/>
       </w:pPr>
       <w:r>
         <w:t xml:space="preserve">NOAH: I have an appointment with one. Diane Foster, next Thursday.</w:t>
       </w:r>
-      <w:r>
-        <w:t xml:space="preserve"> </w:t>
-      </w:r>
-      <w:r>
-        <w:t xml:space="preserve">노아: 변호사랑 약속 잡았어. 다이앤 포스터, 다음 주 목요일.</w:t>
-      </w:r>
-    </w:p>
-    <w:p>
-      <w:pPr>
-        <w:numPr>
-          <w:ilvl w:val="0"/>
-          <w:numId w:val="1005"/>
-        </w:numPr>
+    </w:p>
+    <w:p>
+      <w:pPr>
+        <w:pStyle w:val="BodyText"/>
       </w:pPr>
       <w:r>
         <w:t xml:space="preserve">ELENA: Good. Then we have a deal.</w:t>
       </w:r>
-      <w:r>
-        <w:t xml:space="preserve"> </w:t>
-      </w:r>
-      <w:r>
-        <w:t xml:space="preserve">엘레나: 좋아요. 그럼 합의한 거예요.</w:t>
-      </w:r>
-    </w:p>
-    <w:p>
-      <w:pPr>
-        <w:numPr>
-          <w:ilvl w:val="0"/>
-          <w:numId w:val="1005"/>
-        </w:numPr>
+    </w:p>
+    <w:p>
+      <w:pPr>
+        <w:pStyle w:val="BodyText"/>
       </w:pPr>
       <w:r>
         <w:t xml:space="preserve">MARCUS: Copy that. Handshake on it?</w:t>
       </w:r>
-      <w:r>
-        <w:t xml:space="preserve"> </w:t>
-      </w:r>
-      <w:r>
-        <w:t xml:space="preserve">마커스: 알겠습니다. 악수로 확정할까?</w:t>
-      </w:r>
-    </w:p>
-    <w:p>
-      <w:pPr>
-        <w:numPr>
-          <w:ilvl w:val="0"/>
-          <w:numId w:val="1005"/>
-        </w:numPr>
+    </w:p>
+    <w:p>
+      <w:pPr>
+        <w:pStyle w:val="BodyText"/>
       </w:pPr>
       <w:r>
         <w:t xml:space="preserve">PRIYA: Handshake. Four hands.</w:t>
       </w:r>
-      <w:r>
-        <w:t xml:space="preserve"> </w:t>
-      </w:r>
-      <w:r>
-        <w:t xml:space="preserve">프리야: 악수. 네 손으로.</w:t>
-      </w:r>
-    </w:p>
-    <w:p>
-      <w:pPr>
-        <w:numPr>
-          <w:ilvl w:val="0"/>
-          <w:numId w:val="1005"/>
-        </w:numPr>
+    </w:p>
+    <w:p>
+      <w:pPr>
+        <w:pStyle w:val="BodyText"/>
       </w:pPr>
       <w:r>
         <w:t xml:space="preserve">LILY: I’m back! Did anyone cry?</w:t>
       </w:r>
-      <w:r>
-        <w:t xml:space="preserve"> </w:t>
-      </w:r>
-      <w:r>
-        <w:t xml:space="preserve">릴리: 나 왔어! 누구 울었어?</w:t>
-      </w:r>
-    </w:p>
-    <w:p>
-      <w:pPr>
-        <w:numPr>
-          <w:ilvl w:val="0"/>
-          <w:numId w:val="1005"/>
-        </w:numPr>
+    </w:p>
+    <w:p>
+      <w:pPr>
+        <w:pStyle w:val="BodyText"/>
       </w:pPr>
       <w:r>
         <w:t xml:space="preserve">NOAH: Almost. Also, Mom knows. Call her tonight.</w:t>
       </w:r>
-      <w:r>
-        <w:t xml:space="preserve"> </w:t>
-      </w:r>
-      <w:r>
-        <w:t xml:space="preserve">노아: 거의. 그리고 엄마가 알았어. 오늘 밤에 전화해.</w:t>
-      </w:r>
-    </w:p>
-    <w:p>
-      <w:pPr>
-        <w:numPr>
-          <w:ilvl w:val="0"/>
-          <w:numId w:val="1005"/>
-        </w:numPr>
+    </w:p>
+    <w:p>
+      <w:pPr>
+        <w:pStyle w:val="BodyText"/>
       </w:pPr>
       <w:r>
         <w:t xml:space="preserve">LILY: You told Mom? Traitor!</w:t>
       </w:r>
-      <w:r>
-        <w:t xml:space="preserve"> </w:t>
-      </w:r>
-      <w:r>
-        <w:t xml:space="preserve">릴리: 엄마한테 말했어? 배신자!</w:t>
-      </w:r>
-    </w:p>
-    <w:p>
-      <w:pPr>
-        <w:numPr>
-          <w:ilvl w:val="0"/>
-          <w:numId w:val="1005"/>
-        </w:numPr>
+    </w:p>
+    <w:p>
+      <w:pPr>
+        <w:pStyle w:val="BodyText"/>
       </w:pPr>
       <w:r>
         <w:t xml:space="preserve">NOAH: Instagram told Mom. You posted a bandage selfie, Lil.</w:t>
       </w:r>
-      <w:r>
-        <w:t xml:space="preserve"> </w:t>
-      </w:r>
-      <w:r>
-        <w:t xml:space="preserve">노아: 인스타그램이 말했지. 너 반창고 셀카 올렸잖아, 릴.</w:t>
-      </w:r>
-    </w:p>
-    <w:p>
-      <w:pPr>
-        <w:numPr>
-          <w:ilvl w:val="0"/>
-          <w:numId w:val="1005"/>
-        </w:numPr>
+    </w:p>
+    <w:p>
+      <w:pPr>
+        <w:pStyle w:val="BodyText"/>
       </w:pPr>
       <w:r>
         <w:t xml:space="preserve">LILY: Okay, that’s fair. That one’s on me.</w:t>
       </w:r>
-      <w:r>
-        <w:t xml:space="preserve"> </w:t>
-      </w:r>
-      <w:r>
-        <w:t xml:space="preserve">릴리: 아, 그건 인정. 그건 내 잘못이네.</w:t>
-      </w:r>
-    </w:p>
-    <w:p>
-      <w:pPr>
-        <w:numPr>
-          <w:ilvl w:val="0"/>
-          <w:numId w:val="1005"/>
-        </w:numPr>
+    </w:p>
+    <w:p>
+      <w:pPr>
+        <w:pStyle w:val="BodyText"/>
       </w:pPr>
       <w:r>
         <w:t xml:space="preserve">MARCUS: Before we go. Elena, you said you had one more question?</w:t>
       </w:r>
-      <w:r>
-        <w:t xml:space="preserve"> </w:t>
-      </w:r>
-      <w:r>
-        <w:t xml:space="preserve">마커스: 가기 전에. 엘레나, 질문 하나 더 있다고 했죠?</w:t>
-      </w:r>
-    </w:p>
-    <w:p>
-      <w:pPr>
-        <w:numPr>
-          <w:ilvl w:val="0"/>
-          <w:numId w:val="1005"/>
-        </w:numPr>
+    </w:p>
+    <w:p>
+      <w:pPr>
+        <w:pStyle w:val="BodyText"/>
       </w:pPr>
       <w:r>
         <w:t xml:space="preserve">ELENA: Where do we launch first? America, or Europe?</w:t>
-      </w:r>
-      <w:r>
-        <w:t xml:space="preserve"> </w:t>
-      </w:r>
-      <w:r>
-        <w:t xml:space="preserve">엘레나: 어디서 먼저 출시하죠? 미국이에요, 유럽이에요?</w:t>
       </w:r>
     </w:p>
     <w:p>
@@ -2498,7 +1361,7 @@
               <w:jc w:val="left"/>
             </w:pPr>
             <w:r>
-              <w:t xml:space="preserve">16턴. 회의를 여는 표준 표현.</w:t>
+              <w:t xml:space="preserve">장면1. 회의를 여는 표준 표현.</w:t>
             </w:r>
           </w:p>
         </w:tc>
@@ -2548,7 +1411,7 @@
               <w:jc w:val="left"/>
             </w:pPr>
             <w:r>
-              <w:t xml:space="preserve">21턴. 민감한 배분 논의를 시작할 때.</w:t>
+              <w:t xml:space="preserve">장면1. 민감한 배분 논의를 시작할 때.</w:t>
             </w:r>
           </w:p>
         </w:tc>
@@ -2598,7 +1461,7 @@
               <w:jc w:val="left"/>
             </w:pPr>
             <w:r>
-              <w:t xml:space="preserve">30턴. 실언을 즉시 바로잡을 때.</w:t>
+              <w:t xml:space="preserve">장면1. 실언을 즉시 바로잡을 때.</w:t>
             </w:r>
           </w:p>
         </w:tc>
@@ -2648,7 +1511,7 @@
               <w:jc w:val="left"/>
             </w:pPr>
             <w:r>
-              <w:t xml:space="preserve">35턴. 가볍게 의견을 덧붙일 때(구어체, 친한 사이).</w:t>
+              <w:t xml:space="preserve">장면1. 가볍게 의견을 덧붙일 때(구어체, 친한 사이).</w:t>
             </w:r>
           </w:p>
         </w:tc>
@@ -2698,7 +1561,7 @@
               <w:jc w:val="left"/>
             </w:pPr>
             <w:r>
-              <w:t xml:space="preserve">38턴. 감정적 논쟁을 객관적 기준으로 바꾸는 협상 기술.</w:t>
+              <w:t xml:space="preserve">장면1. 감정적 논쟁을 객관적 기준으로 바꾸는 협상 기술.</w:t>
             </w:r>
           </w:p>
         </w:tc>
@@ -2748,7 +1611,7 @@
               <w:jc w:val="left"/>
             </w:pPr>
             <w:r>
-              <w:t xml:space="preserve">54턴. count for / against = 유리하게 / 불리하게 작용하다.</w:t>
+              <w:t xml:space="preserve">장면2. count for / against = 유리하게 / 불리하게 작용하다.</w:t>
             </w:r>
           </w:p>
         </w:tc>
@@ -2798,7 +1661,7 @@
               <w:jc w:val="left"/>
             </w:pPr>
             <w:r>
-              <w:t xml:space="preserve">73~77턴. 스타트업 지분 계약의 핵심 용어.</w:t>
+              <w:t xml:space="preserve">장면2. 스타트업 지분 계약의 핵심 용어.</w:t>
             </w:r>
           </w:p>
         </w:tc>
@@ -2848,7 +1711,7 @@
               <w:jc w:val="left"/>
             </w:pPr>
             <w:r>
-              <w:t xml:space="preserve">81턴. Noah의 습관어. 논의를 되돌려 다시 생각할 때.</w:t>
+              <w:t xml:space="preserve">절정·전환. Noah의 습관어. 논의를 되돌려 다시 생각할 때.</w:t>
             </w:r>
           </w:p>
         </w:tc>
@@ -2898,7 +1761,7 @@
               <w:jc w:val="left"/>
             </w:pPr>
             <w:r>
-              <w:t xml:space="preserve">118턴. 책임을 깔끔하게 인정하는 표현.</w:t>
+              <w:t xml:space="preserve">마무리. 책임을 깔끔하게 인정하는 표현.</w:t>
             </w:r>
           </w:p>
         </w:tc>
@@ -2948,7 +1811,7 @@
               <w:jc w:val="left"/>
             </w:pPr>
             <w:r>
-              <w:t xml:space="preserve">106턴. 회의 끝 합의사항 정리.</w:t>
+              <w:t xml:space="preserve">마무리. 회의 끝 합의사항 정리.</w:t>
             </w:r>
           </w:p>
         </w:tc>
@@ -3152,7 +2015,7 @@
           <w:bCs/>
           <w:b/>
         </w:rPr>
-        <w:t xml:space="preserve">83턴 NOAH:</w:t>
+        <w:t xml:space="preserve">NOAH (절정·전환):</w:t>
       </w:r>
       <w:r>
         <w:t xml:space="preserve"> </w:t>
@@ -3436,9 +2299,1105 @@
         <w:t xml:space="preserve">회의에서 무리한 일정을 고집했다가 철회하는 말을 같은 구조로 30단어 안팎으로 해 보기.</w:t>
       </w:r>
     </w:p>
+    <w:p>
+      <w:r>
+        <w:pict>
+          <v:rect style="width:0;height:1.5pt" o:hralign="center" o:hrstd="t" o:hr="t"/>
+        </w:pict>
+      </w:r>
+    </w:p>
     <w:bookmarkEnd w:id="30"/>
     <w:bookmarkEnd w:id="31"/>
+    <w:bookmarkStart w:id="37" w:name="한국어-번역"/>
+    <w:p>
+      <w:pPr>
+        <w:pStyle w:val="Heading2"/>
+      </w:pPr>
+      <w:r>
+        <w:t xml:space="preserve">한국어 번역</w:t>
+      </w:r>
+    </w:p>
+    <w:bookmarkStart w:id="32" w:name="도입-noah의-아파트-오후-3시-1"/>
+    <w:p>
+      <w:pPr>
+        <w:pStyle w:val="Heading3"/>
+      </w:pPr>
+      <w:r>
+        <w:t xml:space="preserve">도입 — Noah의 아파트, 오후 3시</w:t>
+      </w:r>
+    </w:p>
+    <w:p>
+      <w:pPr>
+        <w:pStyle w:val="FirstParagraph"/>
+      </w:pPr>
+      <w:r>
+        <w:t xml:space="preserve">릴리: 타코 왔어! 과카몰리 추가한 사람 누구야?</w:t>
+      </w:r>
+    </w:p>
+    <w:p>
+      <w:pPr>
+        <w:pStyle w:val="BodyText"/>
+      </w:pPr>
+      <w:r>
+        <w:t xml:space="preserve">노아: 나야. 사 와 줘서 고마워, 릴.</w:t>
+      </w:r>
+    </w:p>
+    <w:p>
+      <w:pPr>
+        <w:pStyle w:val="BodyText"/>
+      </w:pPr>
+      <w:r>
+        <w:t xml:space="preserve">릴리: 26달러 갚아. 나 투자자 아니거든.</w:t>
+      </w:r>
+    </w:p>
+    <w:p>
+      <w:pPr>
+        <w:pStyle w:val="BodyText"/>
+      </w:pPr>
+      <w:r>
+        <w:t xml:space="preserve">마커스: 다들 안녕. 데니스가 이거 보냈어. 스프레드시트 양식이야.</w:t>
+      </w:r>
+    </w:p>
+    <w:p>
+      <w:pPr>
+        <w:pStyle w:val="BodyText"/>
+      </w:pPr>
+      <w:r>
+        <w:t xml:space="preserve">프리야: 부인께서 지분표를 만들어 주셨어요? 대단하네요.</w:t>
+      </w:r>
+    </w:p>
+    <w:p>
+      <w:pPr>
+        <w:pStyle w:val="BodyText"/>
+      </w:pPr>
+      <w:r>
+        <w:t xml:space="preserve">마커스: 그러더라고.</w:t>
+      </w:r>
+      <w:r>
+        <w:t xml:space="preserve"> </w:t>
+      </w:r>
+      <w:r>
+        <w:t xml:space="preserve">“</w:t>
+      </w:r>
+      <w:r>
+        <w:t xml:space="preserve">마케팅 하는 사람한테 계산 맡기지 마.</w:t>
+      </w:r>
+      <w:r>
+        <w:t xml:space="preserve">”</w:t>
+      </w:r>
+    </w:p>
+    <w:p>
+      <w:pPr>
+        <w:pStyle w:val="BodyText"/>
+      </w:pPr>
+      <w:r>
+        <w:t xml:space="preserve">노아: 저기요! 저 수학 잘하거든요.</w:t>
+      </w:r>
+    </w:p>
+    <w:p>
+      <w:pPr>
+        <w:pStyle w:val="BodyText"/>
+      </w:pPr>
+      <w:r>
+        <w:t xml:space="preserve">릴리: 오빠 대수학 두 번 낙제했잖아.</w:t>
+      </w:r>
+    </w:p>
+    <w:p>
+      <w:pPr>
+        <w:pStyle w:val="BodyText"/>
+      </w:pPr>
+      <w:r>
+        <w:t xml:space="preserve">엘레나: 늦어서 미안해요. 마테오 경기가 연장전까지 갔어요.</w:t>
+      </w:r>
+    </w:p>
+    <w:p>
+      <w:pPr>
+        <w:pStyle w:val="BodyText"/>
+      </w:pPr>
+      <w:r>
+        <w:t xml:space="preserve">노아: 이겼어요?</w:t>
+      </w:r>
+    </w:p>
+    <w:p>
+      <w:pPr>
+        <w:pStyle w:val="BodyText"/>
+      </w:pPr>
+      <w:r>
+        <w:t xml:space="preserve">엘레나: 3 대 2요. 연장전에서 결승골을 넣었는데, 벤치에 있던 애들이 전부 경기장으로 뛰어나왔어요. 거기 있던 어떤 부모보다 내가 더 크게 소리 질렀을지도요.</w:t>
+      </w:r>
+    </w:p>
+    <w:p>
+      <w:pPr>
+        <w:pStyle w:val="BodyText"/>
+      </w:pPr>
+      <w:r>
+        <w:t xml:space="preserve">마커스: 루이스 선생님. 마커스 웹입니다. 말씀 많이 들었습니다.</w:t>
+      </w:r>
+    </w:p>
+    <w:p>
+      <w:pPr>
+        <w:pStyle w:val="BodyText"/>
+      </w:pPr>
+      <w:r>
+        <w:t xml:space="preserve">엘레나: 엘레나라고 불러 주세요. 고압 멸균기 물어본 그 군인이시군요.</w:t>
+      </w:r>
+    </w:p>
+    <w:p>
+      <w:pPr>
+        <w:pStyle w:val="BodyText"/>
+      </w:pPr>
+      <w:r>
+        <w:t xml:space="preserve">마커스: 맞습니다. 누군가는 지루한 질문을 해야죠.</w:t>
+      </w:r>
+    </w:p>
+    <w:p>
+      <w:pPr>
+        <w:pStyle w:val="BodyText"/>
+      </w:pPr>
+      <w:r>
+        <w:t xml:space="preserve">릴리: 좋아, 너드들끼리 잘 해 봐. 누구 울면 전화해.</w:t>
+      </w:r>
+    </w:p>
     <w:bookmarkEnd w:id="32"/>
+    <w:bookmarkStart w:id="33" w:name="장면1-noah의-첫-제안-1"/>
+    <w:p>
+      <w:pPr>
+        <w:pStyle w:val="Heading3"/>
+      </w:pPr>
+      <w:r>
+        <w:t xml:space="preserve">장면1 — Noah의 첫 제안</w:t>
+      </w:r>
+    </w:p>
+    <w:p>
+      <w:pPr>
+        <w:pStyle w:val="FirstParagraph"/>
+      </w:pPr>
+      <w:r>
+        <w:t xml:space="preserve">노아: 좋아요. 시작해 볼까요. 다들 와 줘서 고마워요.</w:t>
+      </w:r>
+    </w:p>
+    <w:p>
+      <w:pPr>
+        <w:pStyle w:val="BodyText"/>
+      </w:pPr>
+      <w:r>
+        <w:t xml:space="preserve">프리야: 벌써 CEO 같은 말투네.</w:t>
+      </w:r>
+    </w:p>
+    <w:p>
+      <w:pPr>
+        <w:pStyle w:val="BodyText"/>
+      </w:pPr>
+      <w:r>
+        <w:t xml:space="preserve">노아: 연습 중이야. 오늘 주제는 누가 얼마나 갖느냐예요.</w:t>
+      </w:r>
+    </w:p>
+    <w:p>
+      <w:pPr>
+        <w:pStyle w:val="BodyText"/>
+      </w:pPr>
+      <w:r>
+        <w:t xml:space="preserve">엘레나: 어려운 대화네요. 일찍 하는 게 나아요.</w:t>
+      </w:r>
+    </w:p>
+    <w:p>
+      <w:pPr>
+        <w:pStyle w:val="BodyText"/>
+      </w:pPr>
+      <w:r>
+        <w:t xml:space="preserve">마커스: 동감이야. 이것 때문에 우정이 끝나는 걸 한 번 이상 봤어. 처음엔 절친으로 시작하는데, 아무도 아무것도 적어 두지 않아. 그러다 몇 년 지나면 같은 방에 있지도 못하게 되지.</w:t>
+      </w:r>
+    </w:p>
+    <w:p>
+      <w:pPr>
+        <w:pStyle w:val="BodyText"/>
+      </w:pPr>
+      <w:r>
+        <w:t xml:space="preserve">노아: 그럼 공정하게 하죠. 제가 먼저 안을 낼게요.</w:t>
+      </w:r>
+    </w:p>
+    <w:p>
+      <w:pPr>
+        <w:pStyle w:val="BodyText"/>
+      </w:pPr>
+      <w:r>
+        <w:t xml:space="preserve">프리야: 해 봐.</w:t>
+      </w:r>
+    </w:p>
+    <w:p>
+      <w:pPr>
+        <w:pStyle w:val="BodyText"/>
+      </w:pPr>
+      <w:r>
+        <w:t xml:space="preserve">노아: 저 40퍼센트. 프리야 30. 마커스랑 엘레나는 각각 15.</w:t>
+      </w:r>
+    </w:p>
+    <w:p>
+      <w:pPr>
+        <w:pStyle w:val="BodyText"/>
+      </w:pPr>
+      <w:r>
+        <w:t xml:space="preserve">프리야: 너가 40? 이유를 물어봐도 될까?</w:t>
+      </w:r>
+    </w:p>
+    <w:p>
+      <w:pPr>
+        <w:pStyle w:val="BodyText"/>
+      </w:pPr>
+      <w:r>
+        <w:t xml:space="preserve">노아: 내 아이디어였고, 내가 먼저 회사를 그만뒀잖아. 투자자를 찾아야 하는 것도 나고. 그래서 CEO가 가장 큰 몫을 갖는 게 맞다고 생각했어.</w:t>
+      </w:r>
+    </w:p>
+    <w:p>
+      <w:pPr>
+        <w:pStyle w:val="BodyText"/>
+      </w:pPr>
+      <w:r>
+        <w:t xml:space="preserve">프리야: 네 아이디어는 내 논문 4장이야, 노아.</w:t>
+      </w:r>
+    </w:p>
+    <w:p>
+      <w:pPr>
+        <w:pStyle w:val="BodyText"/>
+      </w:pPr>
+      <w:r>
+        <w:t xml:space="preserve">노아: 네 4장은 몇 년 동안 도서관에 꽂혀 있었잖아.</w:t>
+      </w:r>
+    </w:p>
+    <w:p>
+      <w:pPr>
+        <w:pStyle w:val="BodyText"/>
+      </w:pPr>
+      <w:r>
+        <w:t xml:space="preserve">프리야: 와. 그렇구나.</w:t>
+      </w:r>
+    </w:p>
+    <w:p>
+      <w:pPr>
+        <w:pStyle w:val="BodyText"/>
+      </w:pPr>
+      <w:r>
+        <w:t xml:space="preserve">마커스: 둘 다 진정해.</w:t>
+      </w:r>
+    </w:p>
+    <w:p>
+      <w:pPr>
+        <w:pStyle w:val="BodyText"/>
+      </w:pPr>
+      <w:r>
+        <w:t xml:space="preserve">노아: 미안. 말이 잘못 나왔어. 아무도 안 쓰고 있었다는 뜻이었어.</w:t>
+      </w:r>
+    </w:p>
+    <w:p>
+      <w:pPr>
+        <w:pStyle w:val="BodyText"/>
+      </w:pPr>
+      <w:r>
+        <w:t xml:space="preserve">프리야: 아무도 안 물어봐서 안 쓰인 거야. 그건 다른 얘기야. 난 그 화학에 몇 년을 바쳤어, 노아. 네가 그걸 먼지 쌓인 책 취급하게 두진 않을 거야.</w:t>
+      </w:r>
+    </w:p>
+    <w:p>
+      <w:pPr>
+        <w:pStyle w:val="BodyText"/>
+      </w:pPr>
+      <w:r>
+        <w:t xml:space="preserve">엘레나: 내가 한마디 해도 될까요? 여기서 제일 새로 온 사람으로서?</w:t>
+      </w:r>
+    </w:p>
+    <w:p>
+      <w:pPr>
+        <w:pStyle w:val="BodyText"/>
+      </w:pPr>
+      <w:r>
+        <w:t xml:space="preserve">노아: 그러세요.</w:t>
+      </w:r>
+    </w:p>
+    <w:p>
+      <w:pPr>
+        <w:pStyle w:val="BodyText"/>
+      </w:pPr>
+      <w:r>
+        <w:t xml:space="preserve">엘레나: 아이디어가 없으면 회사가 없어요. 과학이 없으면 제품이 없고요. 그리고 믿고 쓰는 환자가 없으면 시장이 없죠. 그러니까 여기선 우리 모두가 서로를 필요로 해요.</w:t>
+      </w:r>
+    </w:p>
+    <w:p>
+      <w:pPr>
+        <w:pStyle w:val="BodyText"/>
+      </w:pPr>
+      <w:r>
+        <w:t xml:space="preserve">마커스: 그리고 생산이 없으면 주사기가 없지. 그냥 그렇다고.</w:t>
+      </w:r>
+    </w:p>
+    <w:p>
+      <w:pPr>
+        <w:pStyle w:val="BodyText"/>
+      </w:pPr>
+      <w:r>
+        <w:t xml:space="preserve">프리야: 그러니까 누가 더 중요하냐고? 그건 바보 같은 질문이야.</w:t>
+      </w:r>
+    </w:p>
+    <w:p>
+      <w:pPr>
+        <w:pStyle w:val="BodyText"/>
+      </w:pPr>
+      <w:r>
+        <w:t xml:space="preserve">노아: 그럼 어떻게 정해야 해?</w:t>
+      </w:r>
+    </w:p>
+    <w:p>
+      <w:pPr>
+        <w:pStyle w:val="BodyText"/>
+      </w:pPr>
+      <w:r>
+        <w:t xml:space="preserve">마커스: 군대에서 작전 짜듯이. 기준부터 합의하는 거야.</w:t>
+      </w:r>
+    </w:p>
+    <w:p>
+      <w:pPr>
+        <w:pStyle w:val="BodyText"/>
+      </w:pPr>
+      <w:r>
+        <w:t xml:space="preserve">노아: 기준이요. 좋아요. 예를 들면요?</w:t>
+      </w:r>
+    </w:p>
+    <w:p>
+      <w:pPr>
+        <w:pStyle w:val="BodyText"/>
+      </w:pPr>
+      <w:r>
+        <w:t xml:space="preserve">마커스: 과거의 기여. 앞으로의 헌신. 리스크. 그리고 대체하기 얼마나 어려운지. 그 네 가지로 모두를 평가하면, 더 이상 감정 싸움이 아니라 사실만 가지고 따지게 되지.</w:t>
+      </w:r>
+    </w:p>
+    <w:p>
+      <w:pPr>
+        <w:pStyle w:val="BodyText"/>
+      </w:pPr>
+      <w:r>
+        <w:t xml:space="preserve">엘레나: 아주 명확하네요. 그 네 가지로 해요.</w:t>
+      </w:r>
+    </w:p>
+    <w:p>
+      <w:pPr>
+        <w:pStyle w:val="BodyText"/>
+      </w:pPr>
+      <w:r>
+        <w:t xml:space="preserve">프리야: 과거 기여부터. 핵심 기술은 내 거야.</w:t>
+      </w:r>
+    </w:p>
+    <w:p>
+      <w:pPr>
+        <w:pStyle w:val="BodyText"/>
+      </w:pPr>
+      <w:r>
+        <w:t xml:space="preserve">노아: 동의해. 의심의 여지 없이.</w:t>
+      </w:r>
+    </w:p>
+    <w:p>
+      <w:pPr>
+        <w:pStyle w:val="BodyText"/>
+      </w:pPr>
+      <w:r>
+        <w:t xml:space="preserve">프리야: 그걸 회사로 만들자는 아이디어는 네 거고.</w:t>
+      </w:r>
+    </w:p>
+    <w:p>
+      <w:pPr>
+        <w:pStyle w:val="BodyText"/>
+      </w:pPr>
+      <w:r>
+        <w:t xml:space="preserve">노아: 고마워.</w:t>
+      </w:r>
+    </w:p>
+    <w:p>
+      <w:pPr>
+        <w:pStyle w:val="BodyText"/>
+      </w:pPr>
+      <w:r>
+        <w:t xml:space="preserve">마커스: 엘레나는 자네 동생을 살렸고 문제를 알려 줬어. 그것도 기여야. 그 응급실에서의 밤이 없었으면, 자넨 아직 루마덤을 팔고 있었을 거고 우리 중 누구도 여기 없었을 거야.</w:t>
+      </w:r>
+    </w:p>
+    <w:p>
+      <w:pPr>
+        <w:pStyle w:val="BodyText"/>
+      </w:pPr>
+      <w:r>
+        <w:t xml:space="preserve">엘레나: 그리고 마커스는 고압 멸균 문제를 누구보다 먼저 말해 줬죠.</w:t>
+      </w:r>
+    </w:p>
+    <w:p>
+      <w:pPr>
+        <w:pStyle w:val="BodyText"/>
+      </w:pPr>
+      <w:r>
+        <w:t xml:space="preserve">노아: 그럼 과거 기여는 꽤 균형이 맞네요.</w:t>
+      </w:r>
+    </w:p>
+    <w:p>
+      <w:pPr>
+        <w:pStyle w:val="BodyText"/>
+      </w:pPr>
+      <w:r>
+        <w:t xml:space="preserve">프리야: 너랑 나 사이에선 균형이 맞아. 반반.</w:t>
+      </w:r>
+    </w:p>
+    <w:p>
+      <w:pPr>
+        <w:pStyle w:val="BodyText"/>
+      </w:pPr>
+      <w:r>
+        <w:t xml:space="preserve">노아: 알겠어. 그렇게 볼 수 있겠다.</w:t>
+      </w:r>
+    </w:p>
+    <w:bookmarkEnd w:id="33"/>
+    <w:bookmarkStart w:id="34" w:name="장면2-헌신-리스크-그리고-베스팅-1"/>
+    <w:p>
+      <w:pPr>
+        <w:pStyle w:val="Heading3"/>
+      </w:pPr>
+      <w:r>
+        <w:t xml:space="preserve">장면2 — 헌신, 리스크, 그리고 베스팅</w:t>
+      </w:r>
+    </w:p>
+    <w:p>
+      <w:pPr>
+        <w:pStyle w:val="FirstParagraph"/>
+      </w:pPr>
+      <w:r>
+        <w:t xml:space="preserve">마커스: 다음, 앞으로의 헌신. 누가 풀타임이지?</w:t>
+      </w:r>
+    </w:p>
+    <w:p>
+      <w:pPr>
+        <w:pStyle w:val="BodyText"/>
+      </w:pPr>
+      <w:r>
+        <w:t xml:space="preserve">노아: 저요. 열흘 뒤부터요.</w:t>
+      </w:r>
+    </w:p>
+    <w:p>
+      <w:pPr>
+        <w:pStyle w:val="BodyText"/>
+      </w:pPr>
+      <w:r>
+        <w:t xml:space="preserve">프리야: 나도. 비자 문제만 해결되면 바로.</w:t>
+      </w:r>
+    </w:p>
+    <w:p>
+      <w:pPr>
+        <w:pStyle w:val="BodyText"/>
+      </w:pPr>
+      <w:r>
+        <w:t xml:space="preserve">엘레나: 난 파트타임이에요. 병원도 환자도 계속 보니까요. 솔직히 그건 내 몫을 줄이는 게 맞아요. 매일 여기서 일하는 사람들이 저녁에만 오는 사람보다 더 받아야죠.</w:t>
+      </w:r>
+    </w:p>
+    <w:p>
+      <w:pPr>
+        <w:pStyle w:val="BodyText"/>
+      </w:pPr>
+      <w:r>
+        <w:t xml:space="preserve">마커스: 나도 마찬가지야. 월급 나올 때까진 파트타임.</w:t>
+      </w:r>
+    </w:p>
+    <w:p>
+      <w:pPr>
+        <w:pStyle w:val="BodyText"/>
+      </w:pPr>
+      <w:r>
+        <w:t xml:space="preserve">노아: 그럼 마커스랑 엘레나는 지금은 덜 갖는 거네요. 말이 되네요.</w:t>
+      </w:r>
+    </w:p>
+    <w:p>
+      <w:pPr>
+        <w:pStyle w:val="BodyText"/>
+      </w:pPr>
+      <w:r>
+        <w:t xml:space="preserve">마커스: 지금은 덜. 근데 내가 풀타임이 되면 다시 검토해 줬으면 해.</w:t>
+      </w:r>
+    </w:p>
+    <w:p>
+      <w:pPr>
+        <w:pStyle w:val="BodyText"/>
+      </w:pPr>
+      <w:r>
+        <w:t xml:space="preserve">엘레나: 나도요. 그거 적어 둘 수 있어요?</w:t>
+      </w:r>
+    </w:p>
+    <w:p>
+      <w:pPr>
+        <w:pStyle w:val="BodyText"/>
+      </w:pPr>
+      <w:r>
+        <w:t xml:space="preserve">노아: 적고 있어요. 다음, 리스크.</w:t>
+      </w:r>
+    </w:p>
+    <w:p>
+      <w:pPr>
+        <w:pStyle w:val="BodyText"/>
+      </w:pPr>
+      <w:r>
+        <w:t xml:space="preserve">프리야: 넌 회사를 그만뒀어. 그건 큰 리스크야.</w:t>
+      </w:r>
+    </w:p>
+    <w:p>
+      <w:pPr>
+        <w:pStyle w:val="BodyText"/>
+      </w:pPr>
+      <w:r>
+        <w:t xml:space="preserve">노아: 그리고 넌 이 나라를 떠나야 할 수도 있어. 그게 더 크지.</w:t>
+      </w:r>
+    </w:p>
+    <w:p>
+      <w:pPr>
+        <w:pStyle w:val="BodyText"/>
+      </w:pPr>
+      <w:r>
+        <w:t xml:space="preserve">프리야: 알아챘네.</w:t>
+      </w:r>
+    </w:p>
+    <w:p>
+      <w:pPr>
+        <w:pStyle w:val="BodyText"/>
+      </w:pPr>
+      <w:r>
+        <w:t xml:space="preserve">노아: 일주일 내내 그 생각했어.</w:t>
+      </w:r>
+    </w:p>
+    <w:p>
+      <w:pPr>
+        <w:pStyle w:val="BodyText"/>
+      </w:pPr>
+      <w:r>
+        <w:t xml:space="preserve">마커스: 그런데 말이야, 코윈 계약서 확인했어. 약속한 대로.</w:t>
+      </w:r>
+    </w:p>
+    <w:p>
+      <w:pPr>
+        <w:pStyle w:val="BodyText"/>
+      </w:pPr>
+      <w:r>
+        <w:t xml:space="preserve">엘레나: 그래서요?</w:t>
+      </w:r>
+    </w:p>
+    <w:p>
+      <w:pPr>
+        <w:pStyle w:val="BodyText"/>
+      </w:pPr>
+      <w:r>
+        <w:t xml:space="preserve">마커스: 기밀 유지 조항은 있어. 경업금지는 없고. 문제없지만, 조심할 거야.</w:t>
+      </w:r>
+    </w:p>
+    <w:p>
+      <w:pPr>
+        <w:pStyle w:val="BodyText"/>
+      </w:pPr>
+      <w:r>
+        <w:t xml:space="preserve">노아: 좋은 소식이네요. 마지막 기준, 대체하기 얼마나 어려운지.</w:t>
+      </w:r>
+    </w:p>
+    <w:p>
+      <w:pPr>
+        <w:pStyle w:val="BodyText"/>
+      </w:pPr>
+      <w:r>
+        <w:t xml:space="preserve">엘레나: 솔직히요? 프리야가 제일 대체하기 어려워요.</w:t>
+      </w:r>
+    </w:p>
+    <w:p>
+      <w:pPr>
+        <w:pStyle w:val="BodyText"/>
+      </w:pPr>
+      <w:r>
+        <w:t xml:space="preserve">마커스: 동의. 4장은 아무도 안 썼으니까.</w:t>
+      </w:r>
+    </w:p>
+    <w:p>
+      <w:pPr>
+        <w:pStyle w:val="BodyText"/>
+      </w:pPr>
+      <w:r>
+        <w:t xml:space="preserve">노아: 저도 동의해요. 반박할 수가 없네요.</w:t>
+      </w:r>
+    </w:p>
+    <w:p>
+      <w:pPr>
+        <w:pStyle w:val="BodyText"/>
+      </w:pPr>
+      <w:r>
+        <w:t xml:space="preserve">엘레나: 하나 더요. 누가 석 달 만에 떠나 버리면요?</w:t>
+      </w:r>
+    </w:p>
+    <w:p>
+      <w:pPr>
+        <w:pStyle w:val="BodyText"/>
+      </w:pPr>
+      <w:r>
+        <w:t xml:space="preserve">프리야: 15나 30퍼센트를 들고 나가는 거지. 아무것도 안 하고.</w:t>
+      </w:r>
+    </w:p>
+    <w:p>
+      <w:pPr>
+        <w:pStyle w:val="BodyText"/>
+      </w:pPr>
+      <w:r>
+        <w:t xml:space="preserve">엘레나: 바로 그거예요. 내 친구가 그렇게 회사를 잃었어요. 공동창업자가 일찍 떠나면서 지분을 그대로 가져갔고, 친구는 몇 년 동안 그 사람 좋은 일만 시켜 준 셈이었죠. 베스팅이 필요해요.</w:t>
+      </w:r>
+    </w:p>
+    <w:p>
+      <w:pPr>
+        <w:pStyle w:val="BodyText"/>
+      </w:pPr>
+      <w:r>
+        <w:t xml:space="preserve">마커스: 베스팅. 군인한테 설명하듯 말해 줘요.</w:t>
+      </w:r>
+    </w:p>
+    <w:p>
+      <w:pPr>
+        <w:pStyle w:val="BodyText"/>
+      </w:pPr>
+      <w:r>
+        <w:t xml:space="preserve">엘레나: 지분을 시간에 걸쳐 얻는 거예요. 보통 4년이요.</w:t>
+      </w:r>
+    </w:p>
+    <w:p>
+      <w:pPr>
+        <w:pStyle w:val="BodyText"/>
+      </w:pPr>
+      <w:r>
+        <w:t xml:space="preserve">프리야:</w:t>
+      </w:r>
+      <w:r>
+        <w:t xml:space="preserve"> </w:t>
+      </w:r>
+      <w:r>
+        <w:t xml:space="preserve">“</w:t>
+      </w:r>
+      <w:r>
+        <w:t xml:space="preserve">얻는다</w:t>
+      </w:r>
+      <w:r>
+        <w:t xml:space="preserve">”</w:t>
+      </w:r>
+      <w:r>
+        <w:t xml:space="preserve">가 정확히 뭔데요? 매달? 매년?</w:t>
+      </w:r>
+    </w:p>
+    <w:p>
+      <w:pPr>
+        <w:pStyle w:val="BodyText"/>
+      </w:pPr>
+      <w:r>
+        <w:t xml:space="preserve">엘레나: 1년 클리프가 지나면 매달이요. 1년 전에 떠나면 하나도 못 받아요. 그 뒤로는 4년이 다 찰 때까지 매달 조금씩 얻는 거예요.</w:t>
+      </w:r>
+    </w:p>
+    <w:p>
+      <w:pPr>
+        <w:pStyle w:val="BodyText"/>
+      </w:pPr>
+      <w:r>
+        <w:t xml:space="preserve">마커스: 절벽이라. 알겠어. 떨어지면 다 잃는 거군.</w:t>
+      </w:r>
+    </w:p>
+    <w:p>
+      <w:pPr>
+        <w:pStyle w:val="BodyText"/>
+      </w:pPr>
+      <w:r>
+        <w:t xml:space="preserve">노아: 그게 우리 모두를 보호하네요. 서로로부터.</w:t>
+      </w:r>
+    </w:p>
+    <w:p>
+      <w:pPr>
+        <w:pStyle w:val="BodyText"/>
+      </w:pPr>
+      <w:r>
+        <w:t xml:space="preserve">엘레나: 서로로부터, 그리고 힘든 날들로부터요. 힘든 날은 반드시 와요.</w:t>
+      </w:r>
+    </w:p>
+    <w:bookmarkEnd w:id="34"/>
+    <w:bookmarkStart w:id="35" w:name="절정전환-lets-back-up-a-second.-1"/>
+    <w:p>
+      <w:pPr>
+        <w:pStyle w:val="Heading3"/>
+      </w:pPr>
+      <w:r>
+        <w:t xml:space="preserve">절정·전환 —</w:t>
+      </w:r>
+      <w:r>
+        <w:t xml:space="preserve"> </w:t>
+      </w:r>
+      <w:r>
+        <w:t xml:space="preserve">“</w:t>
+      </w:r>
+      <w:r>
+        <w:t xml:space="preserve">Let’s back up a second.</w:t>
+      </w:r>
+      <w:r>
+        <w:t xml:space="preserve">”</w:t>
+      </w:r>
+    </w:p>
+    <w:p>
+      <w:pPr>
+        <w:pStyle w:val="FirstParagraph"/>
+      </w:pPr>
+      <w:r>
+        <w:t xml:space="preserve">노아: 좋아요. 잠깐 처음으로 돌아가 볼게요.</w:t>
+      </w:r>
+    </w:p>
+    <w:p>
+      <w:pPr>
+        <w:pStyle w:val="BodyText"/>
+      </w:pPr>
+      <w:r>
+        <w:t xml:space="preserve">프리야: 어어. 이번엔 또 뭐야?</w:t>
+      </w:r>
+    </w:p>
+    <w:p>
+      <w:pPr>
+        <w:pStyle w:val="BodyText"/>
+      </w:pPr>
+      <w:r>
+        <w:t xml:space="preserve">노아: 제가 40퍼센트를 달라고 했죠. 그건 실수였어요. 공정한 게 뭔지가 아니라 제가 받아야 할 게 뭔지만 생각하고 왔는데, 여러분 덕분에 그 차이를 알게 됐어요.</w:t>
+      </w:r>
+    </w:p>
+    <w:p>
+      <w:pPr>
+        <w:pStyle w:val="BodyText"/>
+      </w:pPr>
+      <w:r>
+        <w:t xml:space="preserve">프리야: 계속해.</w:t>
+      </w:r>
+    </w:p>
+    <w:p>
+      <w:pPr>
+        <w:pStyle w:val="BodyText"/>
+      </w:pPr>
+      <w:r>
+        <w:t xml:space="preserve">노아: 기준을 보니까 너랑 나는 동등해. 각각 35.</w:t>
+      </w:r>
+    </w:p>
+    <w:p>
+      <w:pPr>
+        <w:pStyle w:val="BodyText"/>
+      </w:pPr>
+      <w:r>
+        <w:t xml:space="preserve">프리야: 각각 35?</w:t>
+      </w:r>
+    </w:p>
+    <w:p>
+      <w:pPr>
+        <w:pStyle w:val="BodyText"/>
+      </w:pPr>
+      <w:r>
+        <w:t xml:space="preserve">노아: 그리고 마커스와 엘레나는 각각 15. 풀타임이 되면 재검토하고.</w:t>
+      </w:r>
+    </w:p>
+    <w:p>
+      <w:pPr>
+        <w:pStyle w:val="BodyText"/>
+      </w:pPr>
+      <w:r>
+        <w:t xml:space="preserve">마커스: 35, 35, 15, 15. 합치면 100. 데니스도 승인하겠네.</w:t>
+      </w:r>
+    </w:p>
+    <w:p>
+      <w:pPr>
+        <w:pStyle w:val="BodyText"/>
+      </w:pPr>
+      <w:r>
+        <w:t xml:space="preserve">엘레나: 난 그거 괜찮아요.</w:t>
+      </w:r>
+    </w:p>
+    <w:p>
+      <w:pPr>
+        <w:pStyle w:val="BodyText"/>
+      </w:pPr>
+      <w:r>
+        <w:t xml:space="preserve">프리야: 노아, 고마워. 그리고 아까 쏘아붙여서 미안해.</w:t>
+      </w:r>
+    </w:p>
+    <w:p>
+      <w:pPr>
+        <w:pStyle w:val="BodyText"/>
+      </w:pPr>
+      <w:r>
+        <w:t xml:space="preserve">노아: 나 들을 만했어.</w:t>
+      </w:r>
+      <w:r>
+        <w:t xml:space="preserve"> </w:t>
+      </w:r>
+      <w:r>
+        <w:t xml:space="preserve">“</w:t>
+      </w:r>
+      <w:r>
+        <w:t xml:space="preserve">도서관에 꽂혀 있었다</w:t>
+      </w:r>
+      <w:r>
+        <w:t xml:space="preserve">”</w:t>
+      </w:r>
+      <w:r>
+        <w:t xml:space="preserve">는 최악의 말이었어.</w:t>
+      </w:r>
+    </w:p>
+    <w:p>
+      <w:pPr>
+        <w:pStyle w:val="BodyText"/>
+      </w:pPr>
+      <w:r>
+        <w:t xml:space="preserve">프리야: 네가 쓴 문장 중에 최악이었지.</w:t>
+      </w:r>
+    </w:p>
+    <w:p>
+      <w:pPr>
+        <w:pStyle w:val="BodyText"/>
+      </w:pPr>
+      <w:r>
+        <w:t xml:space="preserve">노아:</w:t>
+      </w:r>
+      <w:r>
+        <w:t xml:space="preserve"> </w:t>
+      </w:r>
+      <w:r>
+        <w:t xml:space="preserve">“</w:t>
+      </w:r>
+      <w:r>
+        <w:t xml:space="preserve">머무는 결과</w:t>
+      </w:r>
+      <w:r>
+        <w:t xml:space="preserve">”</w:t>
+      </w:r>
+      <w:r>
+        <w:t xml:space="preserve">보다 더?</w:t>
+      </w:r>
+    </w:p>
+    <w:p>
+      <w:pPr>
+        <w:pStyle w:val="BodyText"/>
+      </w:pPr>
+      <w:r>
+        <w:t xml:space="preserve">프리야: 알았어. 두 번째로 최악.</w:t>
+      </w:r>
+    </w:p>
+    <w:p>
+      <w:pPr>
+        <w:pStyle w:val="BodyText"/>
+      </w:pPr>
+      <w:r>
+        <w:t xml:space="preserve">노아: 잠깐만요. 전화 왔어요. 엄마예요.</w:t>
+      </w:r>
+    </w:p>
+    <w:p>
+      <w:pPr>
+        <w:pStyle w:val="BodyText"/>
+      </w:pPr>
+      <w:r>
+        <w:t xml:space="preserve">캐럴: 노아, 우리 아들. 릴리가 인스타그램에서 왜 반창고를 붙이고 있니?</w:t>
+      </w:r>
+    </w:p>
+    <w:p>
+      <w:pPr>
+        <w:pStyle w:val="BodyText"/>
+      </w:pPr>
+      <w:r>
+        <w:t xml:space="preserve">노아: 안녕, 엄마. 반창고? 난… 몰랐는데.</w:t>
+      </w:r>
+    </w:p>
+    <w:p>
+      <w:pPr>
+        <w:pStyle w:val="BodyText"/>
+      </w:pPr>
+      <w:r>
+        <w:t xml:space="preserve">캐럴: 노아 베넷. 넌 거짓말을 정말 못하는구나. 예전부터 그랬어.</w:t>
+      </w:r>
+    </w:p>
+    <w:p>
+      <w:pPr>
+        <w:pStyle w:val="BodyText"/>
+      </w:pPr>
+      <w:r>
+        <w:t xml:space="preserve">노아: 엄마, 걔 괜찮아. 진짜로. 미용 시술 때문에 문제가 좀 있었는데, 훌륭한 의사 선생님이 잘 치료해 주셨어. 그래도 자세한 얘기는 걔가 직접 해야 해.</w:t>
+      </w:r>
+    </w:p>
+    <w:p>
+      <w:pPr>
+        <w:pStyle w:val="BodyText"/>
+      </w:pPr>
+      <w:r>
+        <w:t xml:space="preserve">캐럴: 당장 바꿔. 지금 바로.</w:t>
+      </w:r>
+    </w:p>
+    <w:p>
+      <w:pPr>
+        <w:pStyle w:val="BodyText"/>
+      </w:pPr>
+      <w:r>
+        <w:t xml:space="preserve">노아: 지금 여기 없어. 근데 오늘 밤에 꼭 전화하게 할게.</w:t>
+      </w:r>
+    </w:p>
+    <w:p>
+      <w:pPr>
+        <w:pStyle w:val="BodyText"/>
+      </w:pPr>
+      <w:r>
+        <w:t xml:space="preserve">캐럴: 오늘 밤. 아니면 피닉스에서 첫 비행기 타고 간다.</w:t>
+      </w:r>
+    </w:p>
+    <w:p>
+      <w:pPr>
+        <w:pStyle w:val="BodyText"/>
+      </w:pPr>
+      <w:r>
+        <w:t xml:space="preserve">노아: 오늘 밤. 약속해. 사랑해, 엄마.</w:t>
+      </w:r>
+    </w:p>
+    <w:p>
+      <w:pPr>
+        <w:pStyle w:val="BodyText"/>
+      </w:pPr>
+      <w:r>
+        <w:t xml:space="preserve">마커스: 그러니까. 자네 협상 실력이 어디서 왔는지 알겠군.</w:t>
+      </w:r>
+    </w:p>
+    <w:p>
+      <w:pPr>
+        <w:pStyle w:val="BodyText"/>
+      </w:pPr>
+      <w:r>
+        <w:t xml:space="preserve">노아: 엄마는 훌륭한 투자자가 될 거예요. 무섭지만, 훌륭한.</w:t>
+      </w:r>
+    </w:p>
+    <w:bookmarkEnd w:id="35"/>
+    <w:bookmarkStart w:id="36" w:name="마무리-합의-정리-1"/>
+    <w:p>
+      <w:pPr>
+        <w:pStyle w:val="Heading3"/>
+      </w:pPr>
+      <w:r>
+        <w:t xml:space="preserve">마무리 — 합의 정리</w:t>
+      </w:r>
+    </w:p>
+    <w:p>
+      <w:pPr>
+        <w:pStyle w:val="FirstParagraph"/>
+      </w:pPr>
+      <w:r>
+        <w:t xml:space="preserve">엘레나: 누가 잊어버리기 전에 정리해요.</w:t>
+      </w:r>
+    </w:p>
+    <w:p>
+      <w:pPr>
+        <w:pStyle w:val="BodyText"/>
+      </w:pPr>
+      <w:r>
+        <w:t xml:space="preserve">노아: 35, 35, 15, 15. 4년 베스팅, 1년 클리프.</w:t>
+      </w:r>
+    </w:p>
+    <w:p>
+      <w:pPr>
+        <w:pStyle w:val="BodyText"/>
+      </w:pPr>
+      <w:r>
+        <w:t xml:space="preserve">마커스: 파트타이머는 풀타임이 되면 재검토.</w:t>
+      </w:r>
+    </w:p>
+    <w:p>
+      <w:pPr>
+        <w:pStyle w:val="BodyText"/>
+      </w:pPr>
+      <w:r>
+        <w:t xml:space="preserve">프리야: 그리고 전부 변호사 검토. 1번 조건이야.</w:t>
+      </w:r>
+    </w:p>
+    <w:p>
+      <w:pPr>
+        <w:pStyle w:val="BodyText"/>
+      </w:pPr>
+      <w:r>
+        <w:t xml:space="preserve">노아: 변호사랑 약속 잡았어. 다이앤 포스터, 다음 주 목요일.</w:t>
+      </w:r>
+    </w:p>
+    <w:p>
+      <w:pPr>
+        <w:pStyle w:val="BodyText"/>
+      </w:pPr>
+      <w:r>
+        <w:t xml:space="preserve">엘레나: 좋아요. 그럼 합의한 거예요.</w:t>
+      </w:r>
+    </w:p>
+    <w:p>
+      <w:pPr>
+        <w:pStyle w:val="BodyText"/>
+      </w:pPr>
+      <w:r>
+        <w:t xml:space="preserve">마커스: 알겠습니다. 악수로 확정할까?</w:t>
+      </w:r>
+    </w:p>
+    <w:p>
+      <w:pPr>
+        <w:pStyle w:val="BodyText"/>
+      </w:pPr>
+      <w:r>
+        <w:t xml:space="preserve">프리야: 악수. 네 손으로.</w:t>
+      </w:r>
+    </w:p>
+    <w:p>
+      <w:pPr>
+        <w:pStyle w:val="BodyText"/>
+      </w:pPr>
+      <w:r>
+        <w:t xml:space="preserve">릴리: 나 왔어! 누구 울었어?</w:t>
+      </w:r>
+    </w:p>
+    <w:p>
+      <w:pPr>
+        <w:pStyle w:val="BodyText"/>
+      </w:pPr>
+      <w:r>
+        <w:t xml:space="preserve">노아: 거의. 그리고 엄마가 알았어. 오늘 밤에 전화해.</w:t>
+      </w:r>
+    </w:p>
+    <w:p>
+      <w:pPr>
+        <w:pStyle w:val="BodyText"/>
+      </w:pPr>
+      <w:r>
+        <w:t xml:space="preserve">릴리: 엄마한테 말했어? 배신자!</w:t>
+      </w:r>
+    </w:p>
+    <w:p>
+      <w:pPr>
+        <w:pStyle w:val="BodyText"/>
+      </w:pPr>
+      <w:r>
+        <w:t xml:space="preserve">노아: 인스타그램이 말했지. 너 반창고 셀카 올렸잖아, 릴.</w:t>
+      </w:r>
+    </w:p>
+    <w:p>
+      <w:pPr>
+        <w:pStyle w:val="BodyText"/>
+      </w:pPr>
+      <w:r>
+        <w:t xml:space="preserve">릴리: 아, 그건 인정. 그건 내 잘못이네.</w:t>
+      </w:r>
+    </w:p>
+    <w:p>
+      <w:pPr>
+        <w:pStyle w:val="BodyText"/>
+      </w:pPr>
+      <w:r>
+        <w:t xml:space="preserve">마커스: 가기 전에. 엘레나, 질문 하나 더 있다고 했죠?</w:t>
+      </w:r>
+    </w:p>
+    <w:p>
+      <w:pPr>
+        <w:pStyle w:val="BodyText"/>
+      </w:pPr>
+      <w:r>
+        <w:t xml:space="preserve">엘레나: 어디서 먼저 출시하죠? 미국이에요, 유럽이에요?</w:t>
+      </w:r>
+    </w:p>
+    <w:bookmarkEnd w:id="36"/>
+    <w:bookmarkEnd w:id="37"/>
+    <w:bookmarkEnd w:id="38"/>
     <w:sectPr/>
   </w:body>
 </w:document>
@@ -3545,583 +3504,8 @@
       </w:pPr>
     </w:lvl>
   </w:abstractNum>
-  <w:abstractNum w:abstractNumId="99411">
-    <w:nsid w:val="A99411"/>
-    <w:multiLevelType w:val="multilevel"/>
-    <w:lvl w:ilvl="0">
-      <w:start w:val="1"/>
-      <w:numFmt w:val="decimal"/>
-      <w:lvlText w:val="%1."/>
-      <w:lvlJc w:val="left"/>
-      <w:pPr>
-        <w:ind w:left="720" w:hanging="480"/>
-      </w:pPr>
-    </w:lvl>
-    <w:lvl w:ilvl="1">
-      <w:start w:val="1"/>
-      <w:numFmt w:val="decimal"/>
-      <w:lvlText w:val="%2."/>
-      <w:lvlJc w:val="left"/>
-      <w:pPr>
-        <w:ind w:left="1440" w:hanging="480"/>
-      </w:pPr>
-    </w:lvl>
-    <w:lvl w:ilvl="2">
-      <w:start w:val="1"/>
-      <w:numFmt w:val="decimal"/>
-      <w:lvlText w:val="%3."/>
-      <w:lvlJc w:val="left"/>
-      <w:pPr>
-        <w:ind w:left="2160" w:hanging="480"/>
-      </w:pPr>
-    </w:lvl>
-    <w:lvl w:ilvl="3">
-      <w:start w:val="1"/>
-      <w:numFmt w:val="decimal"/>
-      <w:lvlText w:val="%4."/>
-      <w:lvlJc w:val="left"/>
-      <w:pPr>
-        <w:ind w:left="2880" w:hanging="480"/>
-      </w:pPr>
-    </w:lvl>
-    <w:lvl w:ilvl="4">
-      <w:start w:val="1"/>
-      <w:numFmt w:val="decimal"/>
-      <w:lvlText w:val="%5."/>
-      <w:lvlJc w:val="left"/>
-      <w:pPr>
-        <w:ind w:left="3600" w:hanging="480"/>
-      </w:pPr>
-    </w:lvl>
-    <w:lvl w:ilvl="5">
-      <w:start w:val="1"/>
-      <w:numFmt w:val="decimal"/>
-      <w:lvlText w:val="%6."/>
-      <w:lvlJc w:val="left"/>
-      <w:pPr>
-        <w:ind w:left="4320" w:hanging="480"/>
-      </w:pPr>
-    </w:lvl>
-    <w:lvl w:ilvl="6">
-      <w:start w:val="1"/>
-      <w:numFmt w:val="decimal"/>
-      <w:lvlText w:val="%7."/>
-      <w:lvlJc w:val="left"/>
-      <w:pPr>
-        <w:ind w:left="5040" w:hanging="480"/>
-      </w:pPr>
-    </w:lvl>
-    <w:lvl w:ilvl="7">
-      <w:start w:val="1"/>
-      <w:numFmt w:val="decimal"/>
-      <w:lvlText w:val="%8."/>
-      <w:lvlJc w:val="left"/>
-      <w:pPr>
-        <w:ind w:left="5760" w:hanging="480"/>
-      </w:pPr>
-    </w:lvl>
-    <w:lvl w:ilvl="8">
-      <w:start w:val="1"/>
-      <w:numFmt w:val="decimal"/>
-      <w:lvlText w:val="%9."/>
-      <w:lvlJc w:val="left"/>
-      <w:pPr>
-        <w:ind w:left="6480" w:hanging="480"/>
-      </w:pPr>
-    </w:lvl>
-  </w:abstractNum>
-  <w:abstractNum w:abstractNumId="994116">
-    <w:nsid w:val="A994116"/>
-    <w:multiLevelType w:val="multilevel"/>
-    <w:lvl w:ilvl="0">
-      <w:start w:val="16"/>
-      <w:numFmt w:val="decimal"/>
-      <w:lvlText w:val="%1."/>
-      <w:lvlJc w:val="left"/>
-      <w:pPr>
-        <w:ind w:left="720" w:hanging="480"/>
-      </w:pPr>
-    </w:lvl>
-    <w:lvl w:ilvl="1">
-      <w:start w:val="16"/>
-      <w:numFmt w:val="decimal"/>
-      <w:lvlText w:val="%2."/>
-      <w:lvlJc w:val="left"/>
-      <w:pPr>
-        <w:ind w:left="1440" w:hanging="480"/>
-      </w:pPr>
-    </w:lvl>
-    <w:lvl w:ilvl="2">
-      <w:start w:val="16"/>
-      <w:numFmt w:val="decimal"/>
-      <w:lvlText w:val="%3."/>
-      <w:lvlJc w:val="left"/>
-      <w:pPr>
-        <w:ind w:left="2160" w:hanging="480"/>
-      </w:pPr>
-    </w:lvl>
-    <w:lvl w:ilvl="3">
-      <w:start w:val="16"/>
-      <w:numFmt w:val="decimal"/>
-      <w:lvlText w:val="%4."/>
-      <w:lvlJc w:val="left"/>
-      <w:pPr>
-        <w:ind w:left="2880" w:hanging="480"/>
-      </w:pPr>
-    </w:lvl>
-    <w:lvl w:ilvl="4">
-      <w:start w:val="16"/>
-      <w:numFmt w:val="decimal"/>
-      <w:lvlText w:val="%5."/>
-      <w:lvlJc w:val="left"/>
-      <w:pPr>
-        <w:ind w:left="3600" w:hanging="480"/>
-      </w:pPr>
-    </w:lvl>
-    <w:lvl w:ilvl="5">
-      <w:start w:val="16"/>
-      <w:numFmt w:val="decimal"/>
-      <w:lvlText w:val="%6."/>
-      <w:lvlJc w:val="left"/>
-      <w:pPr>
-        <w:ind w:left="4320" w:hanging="480"/>
-      </w:pPr>
-    </w:lvl>
-    <w:lvl w:ilvl="6">
-      <w:start w:val="16"/>
-      <w:numFmt w:val="decimal"/>
-      <w:lvlText w:val="%7."/>
-      <w:lvlJc w:val="left"/>
-      <w:pPr>
-        <w:ind w:left="5040" w:hanging="480"/>
-      </w:pPr>
-    </w:lvl>
-    <w:lvl w:ilvl="7">
-      <w:start w:val="16"/>
-      <w:numFmt w:val="decimal"/>
-      <w:lvlText w:val="%8."/>
-      <w:lvlJc w:val="left"/>
-      <w:pPr>
-        <w:ind w:left="5760" w:hanging="480"/>
-      </w:pPr>
-    </w:lvl>
-    <w:lvl w:ilvl="8">
-      <w:start w:val="16"/>
-      <w:numFmt w:val="decimal"/>
-      <w:lvlText w:val="%9."/>
-      <w:lvlJc w:val="left"/>
-      <w:pPr>
-        <w:ind w:left="6480" w:hanging="480"/>
-      </w:pPr>
-    </w:lvl>
-  </w:abstractNum>
-  <w:abstractNum w:abstractNumId="994151">
-    <w:nsid w:val="A994151"/>
-    <w:multiLevelType w:val="multilevel"/>
-    <w:lvl w:ilvl="0">
-      <w:start w:val="51"/>
-      <w:numFmt w:val="decimal"/>
-      <w:lvlText w:val="%1."/>
-      <w:lvlJc w:val="left"/>
-      <w:pPr>
-        <w:ind w:left="720" w:hanging="480"/>
-      </w:pPr>
-    </w:lvl>
-    <w:lvl w:ilvl="1">
-      <w:start w:val="51"/>
-      <w:numFmt w:val="decimal"/>
-      <w:lvlText w:val="%2."/>
-      <w:lvlJc w:val="left"/>
-      <w:pPr>
-        <w:ind w:left="1440" w:hanging="480"/>
-      </w:pPr>
-    </w:lvl>
-    <w:lvl w:ilvl="2">
-      <w:start w:val="51"/>
-      <w:numFmt w:val="decimal"/>
-      <w:lvlText w:val="%3."/>
-      <w:lvlJc w:val="left"/>
-      <w:pPr>
-        <w:ind w:left="2160" w:hanging="480"/>
-      </w:pPr>
-    </w:lvl>
-    <w:lvl w:ilvl="3">
-      <w:start w:val="51"/>
-      <w:numFmt w:val="decimal"/>
-      <w:lvlText w:val="%4."/>
-      <w:lvlJc w:val="left"/>
-      <w:pPr>
-        <w:ind w:left="2880" w:hanging="480"/>
-      </w:pPr>
-    </w:lvl>
-    <w:lvl w:ilvl="4">
-      <w:start w:val="51"/>
-      <w:numFmt w:val="decimal"/>
-      <w:lvlText w:val="%5."/>
-      <w:lvlJc w:val="left"/>
-      <w:pPr>
-        <w:ind w:left="3600" w:hanging="480"/>
-      </w:pPr>
-    </w:lvl>
-    <w:lvl w:ilvl="5">
-      <w:start w:val="51"/>
-      <w:numFmt w:val="decimal"/>
-      <w:lvlText w:val="%6."/>
-      <w:lvlJc w:val="left"/>
-      <w:pPr>
-        <w:ind w:left="4320" w:hanging="480"/>
-      </w:pPr>
-    </w:lvl>
-    <w:lvl w:ilvl="6">
-      <w:start w:val="51"/>
-      <w:numFmt w:val="decimal"/>
-      <w:lvlText w:val="%7."/>
-      <w:lvlJc w:val="left"/>
-      <w:pPr>
-        <w:ind w:left="5040" w:hanging="480"/>
-      </w:pPr>
-    </w:lvl>
-    <w:lvl w:ilvl="7">
-      <w:start w:val="51"/>
-      <w:numFmt w:val="decimal"/>
-      <w:lvlText w:val="%8."/>
-      <w:lvlJc w:val="left"/>
-      <w:pPr>
-        <w:ind w:left="5760" w:hanging="480"/>
-      </w:pPr>
-    </w:lvl>
-    <w:lvl w:ilvl="8">
-      <w:start w:val="51"/>
-      <w:numFmt w:val="decimal"/>
-      <w:lvlText w:val="%9."/>
-      <w:lvlJc w:val="left"/>
-      <w:pPr>
-        <w:ind w:left="6480" w:hanging="480"/>
-      </w:pPr>
-    </w:lvl>
-  </w:abstractNum>
-  <w:abstractNum w:abstractNumId="994181">
-    <w:nsid w:val="A994181"/>
-    <w:multiLevelType w:val="multilevel"/>
-    <w:lvl w:ilvl="0">
-      <w:start w:val="81"/>
-      <w:numFmt w:val="decimal"/>
-      <w:lvlText w:val="%1."/>
-      <w:lvlJc w:val="left"/>
-      <w:pPr>
-        <w:ind w:left="720" w:hanging="480"/>
-      </w:pPr>
-    </w:lvl>
-    <w:lvl w:ilvl="1">
-      <w:start w:val="81"/>
-      <w:numFmt w:val="decimal"/>
-      <w:lvlText w:val="%2."/>
-      <w:lvlJc w:val="left"/>
-      <w:pPr>
-        <w:ind w:left="1440" w:hanging="480"/>
-      </w:pPr>
-    </w:lvl>
-    <w:lvl w:ilvl="2">
-      <w:start w:val="81"/>
-      <w:numFmt w:val="decimal"/>
-      <w:lvlText w:val="%3."/>
-      <w:lvlJc w:val="left"/>
-      <w:pPr>
-        <w:ind w:left="2160" w:hanging="480"/>
-      </w:pPr>
-    </w:lvl>
-    <w:lvl w:ilvl="3">
-      <w:start w:val="81"/>
-      <w:numFmt w:val="decimal"/>
-      <w:lvlText w:val="%4."/>
-      <w:lvlJc w:val="left"/>
-      <w:pPr>
-        <w:ind w:left="2880" w:hanging="480"/>
-      </w:pPr>
-    </w:lvl>
-    <w:lvl w:ilvl="4">
-      <w:start w:val="81"/>
-      <w:numFmt w:val="decimal"/>
-      <w:lvlText w:val="%5."/>
-      <w:lvlJc w:val="left"/>
-      <w:pPr>
-        <w:ind w:left="3600" w:hanging="480"/>
-      </w:pPr>
-    </w:lvl>
-    <w:lvl w:ilvl="5">
-      <w:start w:val="81"/>
-      <w:numFmt w:val="decimal"/>
-      <w:lvlText w:val="%6."/>
-      <w:lvlJc w:val="left"/>
-      <w:pPr>
-        <w:ind w:left="4320" w:hanging="480"/>
-      </w:pPr>
-    </w:lvl>
-    <w:lvl w:ilvl="6">
-      <w:start w:val="81"/>
-      <w:numFmt w:val="decimal"/>
-      <w:lvlText w:val="%7."/>
-      <w:lvlJc w:val="left"/>
-      <w:pPr>
-        <w:ind w:left="5040" w:hanging="480"/>
-      </w:pPr>
-    </w:lvl>
-    <w:lvl w:ilvl="7">
-      <w:start w:val="81"/>
-      <w:numFmt w:val="decimal"/>
-      <w:lvlText w:val="%8."/>
-      <w:lvlJc w:val="left"/>
-      <w:pPr>
-        <w:ind w:left="5760" w:hanging="480"/>
-      </w:pPr>
-    </w:lvl>
-    <w:lvl w:ilvl="8">
-      <w:start w:val="81"/>
-      <w:numFmt w:val="decimal"/>
-      <w:lvlText w:val="%9."/>
-      <w:lvlJc w:val="left"/>
-      <w:pPr>
-        <w:ind w:left="6480" w:hanging="480"/>
-      </w:pPr>
-    </w:lvl>
-  </w:abstractNum>
-  <w:abstractNum w:abstractNumId="9941106">
-    <w:nsid w:val="A9941106"/>
-    <w:multiLevelType w:val="multilevel"/>
-    <w:lvl w:ilvl="0">
-      <w:start w:val="106"/>
-      <w:numFmt w:val="decimal"/>
-      <w:lvlText w:val="%1."/>
-      <w:lvlJc w:val="left"/>
-      <w:pPr>
-        <w:ind w:left="720" w:hanging="480"/>
-      </w:pPr>
-    </w:lvl>
-    <w:lvl w:ilvl="1">
-      <w:start w:val="106"/>
-      <w:numFmt w:val="decimal"/>
-      <w:lvlText w:val="%2."/>
-      <w:lvlJc w:val="left"/>
-      <w:pPr>
-        <w:ind w:left="1440" w:hanging="480"/>
-      </w:pPr>
-    </w:lvl>
-    <w:lvl w:ilvl="2">
-      <w:start w:val="106"/>
-      <w:numFmt w:val="decimal"/>
-      <w:lvlText w:val="%3."/>
-      <w:lvlJc w:val="left"/>
-      <w:pPr>
-        <w:ind w:left="2160" w:hanging="480"/>
-      </w:pPr>
-    </w:lvl>
-    <w:lvl w:ilvl="3">
-      <w:start w:val="106"/>
-      <w:numFmt w:val="decimal"/>
-      <w:lvlText w:val="%4."/>
-      <w:lvlJc w:val="left"/>
-      <w:pPr>
-        <w:ind w:left="2880" w:hanging="480"/>
-      </w:pPr>
-    </w:lvl>
-    <w:lvl w:ilvl="4">
-      <w:start w:val="106"/>
-      <w:numFmt w:val="decimal"/>
-      <w:lvlText w:val="%5."/>
-      <w:lvlJc w:val="left"/>
-      <w:pPr>
-        <w:ind w:left="3600" w:hanging="480"/>
-      </w:pPr>
-    </w:lvl>
-    <w:lvl w:ilvl="5">
-      <w:start w:val="106"/>
-      <w:numFmt w:val="decimal"/>
-      <w:lvlText w:val="%6."/>
-      <w:lvlJc w:val="left"/>
-      <w:pPr>
-        <w:ind w:left="4320" w:hanging="480"/>
-      </w:pPr>
-    </w:lvl>
-    <w:lvl w:ilvl="6">
-      <w:start w:val="106"/>
-      <w:numFmt w:val="decimal"/>
-      <w:lvlText w:val="%7."/>
-      <w:lvlJc w:val="left"/>
-      <w:pPr>
-        <w:ind w:left="5040" w:hanging="480"/>
-      </w:pPr>
-    </w:lvl>
-    <w:lvl w:ilvl="7">
-      <w:start w:val="106"/>
-      <w:numFmt w:val="decimal"/>
-      <w:lvlText w:val="%8."/>
-      <w:lvlJc w:val="left"/>
-      <w:pPr>
-        <w:ind w:left="5760" w:hanging="480"/>
-      </w:pPr>
-    </w:lvl>
-    <w:lvl w:ilvl="8">
-      <w:start w:val="106"/>
-      <w:numFmt w:val="decimal"/>
-      <w:lvlText w:val="%9."/>
-      <w:lvlJc w:val="left"/>
-      <w:pPr>
-        <w:ind w:left="6480" w:hanging="480"/>
-      </w:pPr>
-    </w:lvl>
-  </w:abstractNum>
   <w:num w:numId="1000">
     <w:abstractNumId w:val="990"/>
-  </w:num>
-  <w:num w:numId="1001">
-    <w:abstractNumId w:val="99411"/>
-    <w:lvlOverride w:ilvl="0">
-      <w:startOverride w:val="1"/>
-    </w:lvlOverride>
-    <w:lvlOverride w:ilvl="1">
-      <w:startOverride w:val="1"/>
-    </w:lvlOverride>
-    <w:lvlOverride w:ilvl="2">
-      <w:startOverride w:val="1"/>
-    </w:lvlOverride>
-    <w:lvlOverride w:ilvl="3">
-      <w:startOverride w:val="1"/>
-    </w:lvlOverride>
-    <w:lvlOverride w:ilvl="4">
-      <w:startOverride w:val="1"/>
-    </w:lvlOverride>
-    <w:lvlOverride w:ilvl="5">
-      <w:startOverride w:val="1"/>
-    </w:lvlOverride>
-    <w:lvlOverride w:ilvl="6">
-      <w:startOverride w:val="1"/>
-    </w:lvlOverride>
-    <w:lvlOverride w:ilvl="7">
-      <w:startOverride w:val="1"/>
-    </w:lvlOverride>
-    <w:lvlOverride w:ilvl="8">
-      <w:startOverride w:val="1"/>
-    </w:lvlOverride>
-  </w:num>
-  <w:num w:numId="1002">
-    <w:abstractNumId w:val="994116"/>
-    <w:lvlOverride w:ilvl="0">
-      <w:startOverride w:val="16"/>
-    </w:lvlOverride>
-    <w:lvlOverride w:ilvl="1">
-      <w:startOverride w:val="16"/>
-    </w:lvlOverride>
-    <w:lvlOverride w:ilvl="2">
-      <w:startOverride w:val="16"/>
-    </w:lvlOverride>
-    <w:lvlOverride w:ilvl="3">
-      <w:startOverride w:val="16"/>
-    </w:lvlOverride>
-    <w:lvlOverride w:ilvl="4">
-      <w:startOverride w:val="16"/>
-    </w:lvlOverride>
-    <w:lvlOverride w:ilvl="5">
-      <w:startOverride w:val="16"/>
-    </w:lvlOverride>
-    <w:lvlOverride w:ilvl="6">
-      <w:startOverride w:val="16"/>
-    </w:lvlOverride>
-    <w:lvlOverride w:ilvl="7">
-      <w:startOverride w:val="16"/>
-    </w:lvlOverride>
-    <w:lvlOverride w:ilvl="8">
-      <w:startOverride w:val="16"/>
-    </w:lvlOverride>
-  </w:num>
-  <w:num w:numId="1003">
-    <w:abstractNumId w:val="994151"/>
-    <w:lvlOverride w:ilvl="0">
-      <w:startOverride w:val="51"/>
-    </w:lvlOverride>
-    <w:lvlOverride w:ilvl="1">
-      <w:startOverride w:val="51"/>
-    </w:lvlOverride>
-    <w:lvlOverride w:ilvl="2">
-      <w:startOverride w:val="51"/>
-    </w:lvlOverride>
-    <w:lvlOverride w:ilvl="3">
-      <w:startOverride w:val="51"/>
-    </w:lvlOverride>
-    <w:lvlOverride w:ilvl="4">
-      <w:startOverride w:val="51"/>
-    </w:lvlOverride>
-    <w:lvlOverride w:ilvl="5">
-      <w:startOverride w:val="51"/>
-    </w:lvlOverride>
-    <w:lvlOverride w:ilvl="6">
-      <w:startOverride w:val="51"/>
-    </w:lvlOverride>
-    <w:lvlOverride w:ilvl="7">
-      <w:startOverride w:val="51"/>
-    </w:lvlOverride>
-    <w:lvlOverride w:ilvl="8">
-      <w:startOverride w:val="51"/>
-    </w:lvlOverride>
-  </w:num>
-  <w:num w:numId="1004">
-    <w:abstractNumId w:val="994181"/>
-    <w:lvlOverride w:ilvl="0">
-      <w:startOverride w:val="81"/>
-    </w:lvlOverride>
-    <w:lvlOverride w:ilvl="1">
-      <w:startOverride w:val="81"/>
-    </w:lvlOverride>
-    <w:lvlOverride w:ilvl="2">
-      <w:startOverride w:val="81"/>
-    </w:lvlOverride>
-    <w:lvlOverride w:ilvl="3">
-      <w:startOverride w:val="81"/>
-    </w:lvlOverride>
-    <w:lvlOverride w:ilvl="4">
-      <w:startOverride w:val="81"/>
-    </w:lvlOverride>
-    <w:lvlOverride w:ilvl="5">
-      <w:startOverride w:val="81"/>
-    </w:lvlOverride>
-    <w:lvlOverride w:ilvl="6">
-      <w:startOverride w:val="81"/>
-    </w:lvlOverride>
-    <w:lvlOverride w:ilvl="7">
-      <w:startOverride w:val="81"/>
-    </w:lvlOverride>
-    <w:lvlOverride w:ilvl="8">
-      <w:startOverride w:val="81"/>
-    </w:lvlOverride>
-  </w:num>
-  <w:num w:numId="1005">
-    <w:abstractNumId w:val="9941106"/>
-    <w:lvlOverride w:ilvl="0">
-      <w:startOverride w:val="106"/>
-    </w:lvlOverride>
-    <w:lvlOverride w:ilvl="1">
-      <w:startOverride w:val="106"/>
-    </w:lvlOverride>
-    <w:lvlOverride w:ilvl="2">
-      <w:startOverride w:val="106"/>
-    </w:lvlOverride>
-    <w:lvlOverride w:ilvl="3">
-      <w:startOverride w:val="106"/>
-    </w:lvlOverride>
-    <w:lvlOverride w:ilvl="4">
-      <w:startOverride w:val="106"/>
-    </w:lvlOverride>
-    <w:lvlOverride w:ilvl="5">
-      <w:startOverride w:val="106"/>
-    </w:lvlOverride>
-    <w:lvlOverride w:ilvl="6">
-      <w:startOverride w:val="106"/>
-    </w:lvlOverride>
-    <w:lvlOverride w:ilvl="7">
-      <w:startOverride w:val="106"/>
-    </w:lvlOverride>
-    <w:lvlOverride w:ilvl="8">
-      <w:startOverride w:val="106"/>
-    </w:lvlOverride>
   </w:num>
 </w:numbering>
 </file>
